--- a/计算机组成原理课程设计报告.docx
+++ b/计算机组成原理课程设计报告.docx
@@ -271,7 +271,7 @@
           <w:rFonts w:ascii="宋体" w:hAnsi="宋体" w:cs="宋体" w:hint="eastAsia"/>
           <w:sz w:val="32"/>
         </w:rPr>
-        <w:t>时间：2026  年  7  月  10  日</w:t>
+        <w:t>时间：2026  年  7  月  12  日</w:t>
       </w:r>
     </w:p>
     <w:p>
@@ -1311,7 +1311,7 @@
                 <w:rFonts w:ascii="宋体" w:hAnsi="宋体"/>
                 <w:sz w:val="19"/>
               </w:rPr>
-              <w:t>本课程设计完成 TEC-PLUS FPGA 上的 RV32 五级流水线计算机系统。主要内容包括：RV32I/RV32M 与 Custom Float32/位操作扩展、数据前递和 load-use 停顿、2-bit BHT、2 路组相联 I-Cache、片内 ROM/RAM、64 MiB SDRAM、UART/LED/KEY、中断和性能计数器；板端固件提供十项开机自检、串口 shell、8×8 数字识别、Pong 与 SDRAM Paint。</w:t>
+              <w:t>本课程设计完成 TEC-PLUS FPGA 上的 RV32 五级流水线计算机系统。主要内容包括：RV32I/RV32M、Custom Float32与位操作扩展、数据前递和load-use停顿、2-bit BHT、2路组相联I-Cache、16 KiB指令ROM、4 KiB数据RAM、64 MiB SDRAM、UART/LED/KEY、中断和性能计数器；R16固件提供十项开机自检、shell、64→8→10浮点MLP数字识别、四则表达式计算器、Pong与SDRAM Paint。17项回归及50 MHz真板功能全部通过。</w:t>
             </w:r>
           </w:p>
         </w:tc>
@@ -2003,7 +2003,7 @@
           <w:rFonts w:ascii="宋体" w:hAnsi="宋体" w:cs="宋体" w:hint="eastAsia"/>
           <w:szCs w:val="21"/>
         </w:rPr>
-        <w:t>本课程设计面向“基于 FPGA 开发板的处理器设计”题目要求，完成了一套可在 TEC-PLUS 核心板上独立运行的 RV32 小型计算机系统。系统以五级流水线处理器为主核，集成片上指令 ROM、4 KiB 数据 RAM、2 路组相联 I-Cache、64 MiB SDRAM、UART、LED、按键、机器态中断和性能计数器，并由统一板端固件提供交互式 shell、8×8 手写数字识别、Pong 和 SDRAM Paint 应用。</w:t>
+        <w:t>本课程设计面向“基于 FPGA 开发板的处理器设计”题目要求，完成了一套可在 TEC-PLUS 核心板上独立运行的 RV32 小型计算机系统。系统以五级流水线处理器为主核，集成 16 KiB 片上指令 ROM、4 KiB 数据 RAM、2 路组相联 I-Cache、64 MiB SDRAM、UART、LED、按键、机器态中断和性能计数器，并由统一板端固件提供交互式 shell、8×8 手写数字识别、浮点表达式计算器、Pong 和 SDRAM Paint 应用。</w:t>
       </w:r>
     </w:p>
     <w:p>
@@ -2022,7 +2022,7 @@
           <w:rFonts w:ascii="宋体" w:hAnsi="宋体" w:cs="宋体" w:hint="eastAsia"/>
           <w:szCs w:val="21"/>
         </w:rPr>
-        <w:t>系统采用 Icarus Verilog 自动回归与 FPGA 真板验证相结合的方法。当前设计已通过 15 项自动化回归；复位后 CPU 会执行十项开机自动测试，并将每项结果独立保存到 m0～m9。板端还可通过串口分别运行数字识别、Pong 弹球游戏和 SDRAM Paint 交互画布。</w:t>
+        <w:t>系统采用 Icarus Verilog 自动回归与 FPGA 真板验证相结合的方法。R16 已通过 17 项自动化回归；复位后 CPU 执行十项开机自动测试并把结果独立保存到 m0～m9。50 MHz 真板验证中开机自检、数字识别、浮点计算器、Pong、Paint、SDRAM 与中断功能均已通过。</w:t>
       </w:r>
     </w:p>
     <w:p>
@@ -2311,7 +2311,7 @@
           <w:spacing w:val="-2"/>
           <w:szCs w:val="21"/>
         </w:rPr>
-        <w:t>本项目完成基础层次和进阶层次全部核心内容，并在拓展层次实现五级流水线冒险处理、动态分支预测、2 路组相联 Cache、RV32M 乘除法、Custom Float32、位操作扩展、性能计数器和 PPA 分析框架。</w:t>
+        <w:t>本项目完成基础层次和进阶层次全部核心内容，并在拓展层次实现五级流水线冒险处理、动态分支预测、2 路组相联 Cache、RV32M 乘除法、Custom Float32、位操作扩展、两层浮点 MLP、表达式计算器、性能计数器和 PPA 分析框架。</w:t>
       </w:r>
     </w:p>
     <w:p>
@@ -2426,7 +2426,7 @@
           <w:spacing w:val="-8"/>
           <w:szCs w:val="22"/>
         </w:rPr>
-        <w:t>构建 8 KiB 指令 ROM、4 KiB 片内数据 RAM、直接映射/2 路组相联 I-Cache，以及两片 HY57V2562 组成的 64 MiB、32-bit SDRAM 子系统；</w:t>
+        <w:t>构建 16 KiB 指令 ROM、4 KiB 片内数据 RAM、直接映射/2 路组相联 I-Cache，以及两片 HY57V2562 组成的 64 MiB、32-bit SDRAM 子系统；</w:t>
       </w:r>
     </w:p>
     <w:p>
@@ -2478,7 +2478,7 @@
           <w:spacing w:val="-18"/>
           <w:szCs w:val="22"/>
         </w:rPr>
-        <w:t>实现统一板端固件及交互式串口 shell，支持 status、m0～m9、irq、sdram、perf、led、cnn、pong、paint 等命令；</w:t>
+        <w:t>实现统一板端固件及交互式串口 shell，支持 status、m0～m9、irq、sdram、perf、led、cnn、calc、pong、paint 等命令；</w:t>
       </w:r>
     </w:p>
     <w:p>
@@ -2530,7 +2530,7 @@
           <w:spacing w:val="-5"/>
           <w:szCs w:val="22"/>
         </w:rPr>
-        <w:t>实现 8×8 手写数字识别：CPU 接收 64 个像素，使用 float32 权重完成 64 输入、10 类输出的推理并返回预测数字；</w:t>
+        <w:t>实现 8×8 手写数字识别：CPU 接收 64 个二值像素，使用 Custom Float32 权重执行 64→8→10 两层 MLP（ReLU）并返回预测数字；精确板端模型测试集准确率为 82.84%，十个演示原型全部正确；</w:t>
       </w:r>
     </w:p>
     <w:p>
@@ -2608,7 +2608,7 @@
           <w:spacing w:val="-5"/>
           <w:szCs w:val="22"/>
         </w:rPr>
-        <w:t>建立 15 项自动化回归测试，完成 ISE 综合、布局布线、bitstream 下载及真板串口联调。</w:t>
+        <w:t>建立 17 项自动化回归测试，完成 ISE 综合、布局布线、bitstream 下载及 50 MHz 真板串口联调。</w:t>
       </w:r>
     </w:p>
     <w:p>
@@ -2723,7 +2723,7 @@
           <w:spacing w:val="-3"/>
           <w:szCs w:val="21"/>
         </w:rPr>
-        <w:t>顶层模块 top.v 完成 CPU、I-Cache、片内 RAM、SDRAM 控制器与 MMIO 外设互联。TEC-PLUS 的 50 MHz 晶振经 BUFG 二分频，全系统目标工作频率为 25 MHz；复位采用异步置位、同步释放，避免各模块在不同边沿退出复位。</w:t>
+        <w:t>顶层模块 top.v 完成 CPU、I-Cache、片内 RAM、SDRAM 控制器与 MMIO 外设互联。TEC-PLUS 的 50 MHz 晶振经 BUFG 直接驱动单一系统时钟域；复位采用异步置位、同步释放，避免各模块在不同边沿退出复位。</w:t>
       </w:r>
     </w:p>
     <w:p>
@@ -2934,7 +2934,7 @@
           <w:b/>
           <w:szCs w:val="22"/>
         </w:rPr>
-        <w:t>第四阶段：编写 soc_firmware.s，加入十项开机自检、shell、数字识别、Pong 和 Paint，并建立 15 项回归测试；</w:t>
+        <w:t>第四阶段：编写 soc_firmware.s，加入十项开机自检、shell、数字识别、浮点计算器、Pong 和 Paint，并建立 17 项回归测试；</w:t>
       </w:r>
     </w:p>
     <w:p>
@@ -2963,7 +2963,7 @@
           <w:spacing w:val="-2"/>
           <w:szCs w:val="22"/>
         </w:rPr>
-        <w:t>第五阶段：在 ISE 14.7 中综合布局布线并进行真板联调。当前设计目标频率为 25 MHz，15 项仿真回归全部通过，主要交互功能已完成板端验证，组合开机自动测试仍需在最终 bitstream 上复测。</w:t>
+        <w:t>第五阶段：在 ISE 14.7 中综合布局布线并进行真板联调。R16 的 17 项仿真回归、50 MHz 时序约束和主要板端功能均已通过。</w:t>
       </w:r>
     </w:p>
     <w:p>
@@ -3567,7 +3567,7 @@
           <w:spacing w:val="-6"/>
           <w:szCs w:val="21"/>
         </w:rPr>
-        <w:t>实现 8 行直接映射和 2 路组相联两种 I-Cache。默认板端采用 2 路组相联结构并使用 LRU 替换；冲突地址流仿真中，命中率由直接映射的 68.4% 提升至 94.7%。两种实现保留统一接口，便于消融对比。</w:t>
+        <w:t>实现 8 行直接映射和 2 路组相联两种 I-Cache。默认板端采用 2 路组相联结构并使用 LRU 替换；当前冲突地址流仿真中，直接映射 hit=0、miss=12，2 路组相联 hit=10、miss=2，命中率由 0% 提升至 83.3%。</w:t>
       </w:r>
     </w:p>
     <w:p>
@@ -3883,7 +3883,7 @@
           <w:rFonts w:ascii="宋体" w:hAnsi="宋体" w:cs="宋体" w:hint="eastAsia"/>
           <w:szCs w:val="21"/>
         </w:rPr>
-        <w:t>为评估功能正确性和架构优化效果，项目使用 Icarus Verilog 建立自动化回归，并由 scripts/analyze.py 统一编译、运行和汇总。当前测试集包含 15 项 Testbench，覆盖基础指令、流水线冒险、分支预测、RV32M、Custom Float32、自定义位操作、中断、SDRAM 等待/控制器、Cache、十个数字推理、shell 和 SoC I/O，回归率为 100%。</w:t>
+        <w:t>为评估功能正确性和架构优化效果，项目使用 Icarus Verilog 建立自动化回归，并由 scripts/analyze.py 统一编译、运行和汇总。R16 测试集包含 17 项 Testbench，覆盖基础指令、流水线冒险、分支预测、RV32M、Custom Float32、自定义位操作、中断、SDRAM、Cache、两层浮点 MLP、表达式计算器、shell 和 SoC I/O，回归率为 100%。</w:t>
       </w:r>
     </w:p>
     <w:p>
@@ -4411,7 +4411,7 @@
                 <w:rFonts w:ascii="宋体" w:hAnsi="宋体"/>
                 <w:sz w:val="19"/>
               </w:rPr>
-              <w:t>FADD32/FMUL32/FGT32</w:t>
+              <w:t>正负Custom Float32乘加与比较</w:t>
             </w:r>
           </w:p>
         </w:tc>
@@ -5030,6 +5030,70 @@
                 <w:b/>
                 <w:sz w:val="19"/>
               </w:rPr>
+              <w:t>PASS</w:t>
+            </w:r>
+          </w:p>
+        </w:tc>
+      </w:tr>
+      <w:tr>
+        <w:tc>
+          <w:tcPr>
+            <w:tcW w:type="dxa" w:w="3057"/>
+          </w:tcPr>
+          <w:p>
+            <w:r>
+              <w:t>muldiv-edges</w:t>
+            </w:r>
+          </w:p>
+        </w:tc>
+        <w:tc>
+          <w:tcPr>
+            <w:tcW w:type="dxa" w:w="3057"/>
+          </w:tcPr>
+          <w:p>
+            <w:r>
+              <w:t>RV32M符号、高半积、除零与溢出边界</w:t>
+            </w:r>
+          </w:p>
+        </w:tc>
+        <w:tc>
+          <w:tcPr>
+            <w:tcW w:type="dxa" w:w="4076"/>
+          </w:tcPr>
+          <w:p>
+            <w:r>
+              <w:t>PASS</w:t>
+            </w:r>
+          </w:p>
+        </w:tc>
+      </w:tr>
+      <w:tr>
+        <w:tc>
+          <w:tcPr>
+            <w:tcW w:type="dxa" w:w="3057"/>
+          </w:tcPr>
+          <w:p>
+            <w:r>
+              <w:t>calculator</w:t>
+            </w:r>
+          </w:p>
+        </w:tc>
+        <w:tc>
+          <w:tcPr>
+            <w:tcW w:type="dxa" w:w="3057"/>
+          </w:tcPr>
+          <w:p>
+            <w:r>
+              <w:t>括号、优先级、小数、负数、除法与错误处理</w:t>
+            </w:r>
+          </w:p>
+        </w:tc>
+        <w:tc>
+          <w:tcPr>
+            <w:tcW w:type="dxa" w:w="4076"/>
+          </w:tcPr>
+          <w:p>
+            <w:r>
               <w:t>PASS</w:t>
             </w:r>
           </w:p>
@@ -6189,11 +6253,9 @@
           </w:tcPr>
           <w:p>
             <w:r>
-              <w:t xml:space="preserve">CNN </w:t>
-            </w:r>
-            <w:r>
-              <w:t>真实程序控制冒险分析</w:t>
-            </w:r>
+              <w:t>MLP真实程序控制冒险分析</w:t>
+            </w:r>
+            <w:r/>
           </w:p>
         </w:tc>
         <w:tc>
@@ -6202,11 +6264,11 @@
           </w:tcPr>
           <w:p>
             <w:r>
-              <w:t xml:space="preserve">ENABLE_BP=0 / </w:t>
-            </w:r>
-            <w:r>
+              <w:t>ENABLE_BP=0</w:t>
+              <w:br/>
               <w:t>不开启预测</w:t>
             </w:r>
+            <w:r/>
           </w:p>
         </w:tc>
         <w:tc>
@@ -6215,17 +6277,13 @@
           </w:tcPr>
           <w:p>
             <w:r>
-              <w:t xml:space="preserve">ENABLE_BP=1 / </w:t>
-            </w:r>
-            <w:r>
-              <w:t>开启</w:t>
-            </w:r>
-            <w:r>
-              <w:t xml:space="preserve"> BHT </w:t>
-            </w:r>
-            <w:r>
-              <w:t>预测</w:t>
-            </w:r>
+              <w:t>ENABLE_BP=1</w:t>
+              <w:br/>
+              <w:t>开启BHT预测</w:t>
+            </w:r>
+            <w:r/>
+            <w:r/>
+            <w:r/>
           </w:p>
         </w:tc>
         <w:tc>
@@ -6235,14 +6293,18 @@
           </w:tcPr>
           <w:p>
             <w:r>
-              <w:t xml:space="preserve">cycle=34591 / CPI=1.905 / flush=5387 / bp_miss=5167 / </w:t>
-            </w:r>
-            <w:r>
-              <w:t>准确率</w:t>
-            </w:r>
-            <w:r>
-              <w:t>=8.39%</w:t>
-            </w:r>
+              <w:t>cycle=70347</w:t>
+              <w:br/>
+              <w:t>CPI=3.021</w:t>
+              <w:br/>
+              <w:t>flush=6960</w:t>
+              <w:br/>
+              <w:t>bp_miss=6740</w:t>
+              <w:br/>
+              <w:t>准确率=6.27%</w:t>
+            </w:r>
+            <w:r/>
+            <w:r/>
           </w:p>
         </w:tc>
         <w:tc>
@@ -6252,14 +6314,18 @@
           </w:tcPr>
           <w:p>
             <w:r>
-              <w:t xml:space="preserve">cycle=32735 / CPI=1.355 / flush=457 / bp_miss=349 / </w:t>
-            </w:r>
-            <w:r>
-              <w:t>准确率</w:t>
-            </w:r>
-            <w:r>
-              <w:t>=95.43%</w:t>
-            </w:r>
+              <w:t>cycle=66258</w:t>
+              <w:br/>
+              <w:t>CPI=2.273</w:t>
+              <w:br/>
+              <w:t>flush=432</w:t>
+              <w:br/>
+              <w:t>bp_miss=324</w:t>
+              <w:br/>
+              <w:t>准确率=96.46%</w:t>
+            </w:r>
+            <w:r/>
+            <w:r/>
           </w:p>
         </w:tc>
         <w:tc>
@@ -6269,35 +6335,17 @@
           </w:tcPr>
           <w:p>
             <w:r>
-              <w:t>周期降低</w:t>
-            </w:r>
-            <w:r>
-              <w:t xml:space="preserve"> 5.4%</w:t>
-            </w:r>
-            <w:r>
-              <w:t>，</w:t>
-            </w:r>
-            <w:r>
-              <w:t xml:space="preserve">flush </w:t>
-            </w:r>
-            <w:r>
-              <w:t>降低</w:t>
-            </w:r>
-            <w:r>
-              <w:t xml:space="preserve"> 91.5%</w:t>
-            </w:r>
-            <w:r>
-              <w:t>，</w:t>
-            </w:r>
-            <w:r>
-              <w:t xml:space="preserve">bp_miss </w:t>
-            </w:r>
-            <w:r>
-              <w:t>降低</w:t>
-            </w:r>
-            <w:r>
-              <w:t xml:space="preserve"> 93.2%</w:t>
-            </w:r>
+              <w:t>周期降低5.8%，CPI降低24.8%</w:t>
+            </w:r>
+            <w:r/>
+            <w:r/>
+            <w:r/>
+            <w:r/>
+            <w:r/>
+            <w:r/>
+            <w:r/>
+            <w:r/>
+            <w:r/>
           </w:p>
         </w:tc>
         <w:tc>
@@ -6306,20 +6354,12 @@
           </w:tcPr>
           <w:p>
             <w:r>
-              <w:t>在真实</w:t>
-            </w:r>
-            <w:r>
-              <w:t xml:space="preserve"> UART/CNN </w:t>
-            </w:r>
-            <w:r>
-              <w:t>控制流程序中，</w:t>
-            </w:r>
-            <w:r>
-              <w:t xml:space="preserve">BHT </w:t>
-            </w:r>
-            <w:r>
-              <w:t>明显减少控制冒险冲刷并降低端到端周期</w:t>
-            </w:r>
+              <w:t>动态预测在两层浮点MLP真实控制流中仍有稳定收益</w:t>
+            </w:r>
+            <w:r/>
+            <w:r/>
+            <w:r/>
+            <w:r/>
           </w:p>
         </w:tc>
       </w:tr>
@@ -6344,6 +6384,9 @@
                 <w:szCs w:val="22"/>
               </w:rPr>
             </w:pPr>
+            <w:r>
+              <w:t>I-Cache相联度对比</w:t>
+            </w:r>
           </w:p>
           <w:p>
             <w:pPr>
@@ -6358,6 +6401,7 @@
                 <w:szCs w:val="22"/>
               </w:rPr>
             </w:pPr>
+            <w:r/>
           </w:p>
           <w:p>
             <w:pPr>
@@ -6380,7 +6424,6 @@
                 <w:sz w:val="18"/>
                 <w:szCs w:val="22"/>
               </w:rPr>
-              <w:t>I-</w:t>
             </w:r>
             <w:r>
               <w:rPr>
@@ -6390,7 +6433,6 @@
                 <w:sz w:val="18"/>
                 <w:szCs w:val="22"/>
               </w:rPr>
-              <w:t>Cache</w:t>
             </w:r>
           </w:p>
           <w:p>
@@ -6415,7 +6457,6 @@
                 <w:sz w:val="18"/>
                 <w:szCs w:val="22"/>
               </w:rPr>
-              <w:t>相联度对比</w:t>
             </w:r>
           </w:p>
         </w:tc>
@@ -6435,6 +6476,9 @@
                 <w:szCs w:val="22"/>
               </w:rPr>
             </w:pPr>
+            <w:r>
+              <w:t>直接映射（8行）</w:t>
+            </w:r>
           </w:p>
           <w:p>
             <w:pPr>
@@ -6456,7 +6500,6 @@
                 <w:sz w:val="18"/>
                 <w:szCs w:val="22"/>
               </w:rPr>
-              <w:t>直接映射</w:t>
             </w:r>
           </w:p>
           <w:p>
@@ -6478,7 +6521,6 @@
                 <w:sz w:val="18"/>
                 <w:szCs w:val="22"/>
               </w:rPr>
-              <w:t>(8 行缓存</w:t>
             </w:r>
             <w:r>
               <w:rPr>
@@ -6487,7 +6529,6 @@
                 <w:sz w:val="18"/>
                 <w:szCs w:val="22"/>
               </w:rPr>
-              <w:t>)</w:t>
             </w:r>
           </w:p>
         </w:tc>
@@ -6507,6 +6548,9 @@
                 <w:szCs w:val="22"/>
               </w:rPr>
             </w:pPr>
+            <w:r>
+              <w:t>2-way组相联+LRU</w:t>
+            </w:r>
           </w:p>
           <w:p>
             <w:pPr>
@@ -6527,7 +6571,6 @@
                 <w:sz w:val="18"/>
                 <w:szCs w:val="22"/>
               </w:rPr>
-              <w:t xml:space="preserve">2-way </w:t>
             </w:r>
             <w:r>
               <w:rPr>
@@ -6536,7 +6579,6 @@
                 <w:sz w:val="18"/>
                 <w:szCs w:val="22"/>
               </w:rPr>
-              <w:t>组相联</w:t>
             </w:r>
           </w:p>
           <w:p>
@@ -6559,15 +6601,13 @@
                 <w:sz w:val="18"/>
                 <w:szCs w:val="22"/>
               </w:rPr>
-              <w:t xml:space="preserve">+ </w:t>
-            </w:r>
-            <w:r>
-              <w:rPr>
-                <w:rFonts w:ascii="宋体" w:hAnsi="宋体" w:cs="宋体" w:hint="eastAsia"/>
-                <w:sz w:val="18"/>
-                <w:szCs w:val="22"/>
-              </w:rPr>
-              <w:t>LRU</w:t>
+            </w:r>
+            <w:r>
+              <w:rPr>
+                <w:rFonts w:ascii="宋体" w:hAnsi="宋体" w:cs="宋体" w:hint="eastAsia"/>
+                <w:sz w:val="18"/>
+                <w:szCs w:val="22"/>
+              </w:rPr>
             </w:r>
             <w:r>
               <w:rPr>
@@ -6576,7 +6616,6 @@
                 <w:sz w:val="18"/>
                 <w:szCs w:val="22"/>
               </w:rPr>
-              <w:t xml:space="preserve"> </w:t>
             </w:r>
             <w:r>
               <w:rPr>
@@ -6585,7 +6624,6 @@
                 <w:sz w:val="18"/>
                 <w:szCs w:val="22"/>
               </w:rPr>
-              <w:t>替换</w:t>
             </w:r>
           </w:p>
         </w:tc>
@@ -6605,6 +6643,11 @@
                 <w:szCs w:val="22"/>
               </w:rPr>
             </w:pPr>
+            <w:r>
+              <w:t>hit=0, miss=12</w:t>
+              <w:br/>
+              <w:t>命中率=0%</w:t>
+            </w:r>
           </w:p>
           <w:p>
             <w:pPr>
@@ -6619,6 +6662,7 @@
                 <w:szCs w:val="22"/>
               </w:rPr>
             </w:pPr>
+            <w:r/>
           </w:p>
           <w:p>
             <w:pPr>
@@ -6639,7 +6683,6 @@
                 <w:sz w:val="18"/>
                 <w:szCs w:val="22"/>
               </w:rPr>
-              <w:t>hit</w:t>
             </w:r>
             <w:r>
               <w:rPr>
@@ -6648,15 +6691,13 @@
                 <w:sz w:val="18"/>
                 <w:szCs w:val="22"/>
               </w:rPr>
-              <w:t xml:space="preserve"> </w:t>
-            </w:r>
-            <w:r>
-              <w:rPr>
-                <w:rFonts w:ascii="宋体" w:hAnsi="宋体" w:cs="宋体" w:hint="eastAsia"/>
-                <w:sz w:val="18"/>
-                <w:szCs w:val="22"/>
-              </w:rPr>
-              <w:t>=</w:t>
+            </w:r>
+            <w:r>
+              <w:rPr>
+                <w:rFonts w:ascii="宋体" w:hAnsi="宋体" w:cs="宋体" w:hint="eastAsia"/>
+                <w:sz w:val="18"/>
+                <w:szCs w:val="22"/>
+              </w:rPr>
             </w:r>
             <w:r>
               <w:rPr>
@@ -6665,15 +6706,13 @@
                 <w:sz w:val="18"/>
                 <w:szCs w:val="22"/>
               </w:rPr>
-              <w:t xml:space="preserve"> </w:t>
-            </w:r>
-            <w:r>
-              <w:rPr>
-                <w:rFonts w:ascii="宋体" w:hAnsi="宋体" w:cs="宋体" w:hint="eastAsia"/>
-                <w:sz w:val="18"/>
-                <w:szCs w:val="22"/>
-              </w:rPr>
-              <w:t>26, miss</w:t>
+            </w:r>
+            <w:r>
+              <w:rPr>
+                <w:rFonts w:ascii="宋体" w:hAnsi="宋体" w:cs="宋体" w:hint="eastAsia"/>
+                <w:sz w:val="18"/>
+                <w:szCs w:val="22"/>
+              </w:rPr>
             </w:r>
             <w:r>
               <w:rPr>
@@ -6682,15 +6721,13 @@
                 <w:sz w:val="18"/>
                 <w:szCs w:val="22"/>
               </w:rPr>
-              <w:t xml:space="preserve"> </w:t>
-            </w:r>
-            <w:r>
-              <w:rPr>
-                <w:rFonts w:ascii="宋体" w:hAnsi="宋体" w:cs="宋体" w:hint="eastAsia"/>
-                <w:sz w:val="18"/>
-                <w:szCs w:val="22"/>
-              </w:rPr>
-              <w:t xml:space="preserve">= </w:t>
+            </w:r>
+            <w:r>
+              <w:rPr>
+                <w:rFonts w:ascii="宋体" w:hAnsi="宋体" w:cs="宋体" w:hint="eastAsia"/>
+                <w:sz w:val="18"/>
+                <w:szCs w:val="22"/>
+              </w:rPr>
             </w:r>
             <w:r>
               <w:rPr>
@@ -6699,7 +6736,6 @@
                 <w:sz w:val="18"/>
                 <w:szCs w:val="22"/>
               </w:rPr>
-              <w:t>12</w:t>
             </w:r>
           </w:p>
           <w:p>
@@ -6722,15 +6758,13 @@
                 <w:sz w:val="18"/>
                 <w:szCs w:val="22"/>
               </w:rPr>
-              <w:t xml:space="preserve">命中率 </w:t>
-            </w:r>
-            <w:r>
-              <w:rPr>
-                <w:rFonts w:ascii="宋体" w:hAnsi="宋体" w:cs="宋体" w:hint="eastAsia"/>
-                <w:sz w:val="18"/>
-                <w:szCs w:val="22"/>
-              </w:rPr>
-              <w:t xml:space="preserve">= </w:t>
+            </w:r>
+            <w:r>
+              <w:rPr>
+                <w:rFonts w:ascii="宋体" w:hAnsi="宋体" w:cs="宋体" w:hint="eastAsia"/>
+                <w:sz w:val="18"/>
+                <w:szCs w:val="22"/>
+              </w:rPr>
             </w:r>
             <w:r>
               <w:rPr>
@@ -6739,7 +6773,6 @@
                 <w:sz w:val="18"/>
                 <w:szCs w:val="22"/>
               </w:rPr>
-              <w:t>68.4%</w:t>
             </w:r>
           </w:p>
         </w:tc>
@@ -6759,6 +6792,11 @@
                 <w:szCs w:val="22"/>
               </w:rPr>
             </w:pPr>
+            <w:r>
+              <w:t>hit=10, miss=2</w:t>
+              <w:br/>
+              <w:t>命中率=83.3%</w:t>
+            </w:r>
           </w:p>
           <w:p>
             <w:pPr>
@@ -6773,6 +6811,7 @@
                 <w:szCs w:val="22"/>
               </w:rPr>
             </w:pPr>
+            <w:r/>
           </w:p>
           <w:p>
             <w:pPr>
@@ -6793,7 +6832,6 @@
                 <w:sz w:val="18"/>
                 <w:szCs w:val="22"/>
               </w:rPr>
-              <w:t>hit</w:t>
             </w:r>
             <w:r>
               <w:rPr>
@@ -6802,15 +6840,13 @@
                 <w:sz w:val="18"/>
                 <w:szCs w:val="22"/>
               </w:rPr>
-              <w:t xml:space="preserve"> </w:t>
-            </w:r>
-            <w:r>
-              <w:rPr>
-                <w:rFonts w:ascii="宋体" w:hAnsi="宋体" w:cs="宋体" w:hint="eastAsia"/>
-                <w:sz w:val="18"/>
-                <w:szCs w:val="22"/>
-              </w:rPr>
-              <w:t>=</w:t>
+            </w:r>
+            <w:r>
+              <w:rPr>
+                <w:rFonts w:ascii="宋体" w:hAnsi="宋体" w:cs="宋体" w:hint="eastAsia"/>
+                <w:sz w:val="18"/>
+                <w:szCs w:val="22"/>
+              </w:rPr>
             </w:r>
             <w:r>
               <w:rPr>
@@ -6819,15 +6855,13 @@
                 <w:sz w:val="18"/>
                 <w:szCs w:val="22"/>
               </w:rPr>
-              <w:t xml:space="preserve"> </w:t>
-            </w:r>
-            <w:r>
-              <w:rPr>
-                <w:rFonts w:ascii="宋体" w:hAnsi="宋体" w:cs="宋体" w:hint="eastAsia"/>
-                <w:sz w:val="18"/>
-                <w:szCs w:val="22"/>
-              </w:rPr>
-              <w:t>36, miss</w:t>
+            </w:r>
+            <w:r>
+              <w:rPr>
+                <w:rFonts w:ascii="宋体" w:hAnsi="宋体" w:cs="宋体" w:hint="eastAsia"/>
+                <w:sz w:val="18"/>
+                <w:szCs w:val="22"/>
+              </w:rPr>
             </w:r>
             <w:r>
               <w:rPr>
@@ -6836,15 +6870,13 @@
                 <w:sz w:val="18"/>
                 <w:szCs w:val="22"/>
               </w:rPr>
-              <w:t xml:space="preserve"> </w:t>
-            </w:r>
-            <w:r>
-              <w:rPr>
-                <w:rFonts w:ascii="宋体" w:hAnsi="宋体" w:cs="宋体" w:hint="eastAsia"/>
-                <w:sz w:val="18"/>
-                <w:szCs w:val="22"/>
-              </w:rPr>
-              <w:t xml:space="preserve">= </w:t>
+            </w:r>
+            <w:r>
+              <w:rPr>
+                <w:rFonts w:ascii="宋体" w:hAnsi="宋体" w:cs="宋体" w:hint="eastAsia"/>
+                <w:sz w:val="18"/>
+                <w:szCs w:val="22"/>
+              </w:rPr>
             </w:r>
             <w:r>
               <w:rPr>
@@ -6853,7 +6885,6 @@
                 <w:sz w:val="18"/>
                 <w:szCs w:val="22"/>
               </w:rPr>
-              <w:t>2</w:t>
             </w:r>
           </w:p>
           <w:p>
@@ -6876,15 +6907,13 @@
                 <w:sz w:val="18"/>
                 <w:szCs w:val="22"/>
               </w:rPr>
-              <w:t xml:space="preserve">命中率 </w:t>
-            </w:r>
-            <w:r>
-              <w:rPr>
-                <w:rFonts w:ascii="宋体" w:hAnsi="宋体" w:cs="宋体" w:hint="eastAsia"/>
-                <w:sz w:val="18"/>
-                <w:szCs w:val="22"/>
-              </w:rPr>
-              <w:t xml:space="preserve">= </w:t>
+            </w:r>
+            <w:r>
+              <w:rPr>
+                <w:rFonts w:ascii="宋体" w:hAnsi="宋体" w:cs="宋体" w:hint="eastAsia"/>
+                <w:sz w:val="18"/>
+                <w:szCs w:val="22"/>
+              </w:rPr>
             </w:r>
             <w:r>
               <w:rPr>
@@ -6893,7 +6922,6 @@
                 <w:sz w:val="18"/>
                 <w:szCs w:val="22"/>
               </w:rPr>
-              <w:t>94.7%</w:t>
             </w:r>
           </w:p>
         </w:tc>
@@ -6914,6 +6942,9 @@
                 <w:szCs w:val="22"/>
               </w:rPr>
             </w:pPr>
+            <w:r>
+              <w:t>命中率提升83.3 pct</w:t>
+            </w:r>
           </w:p>
           <w:p>
             <w:pPr>
@@ -6935,7 +6966,6 @@
                 <w:sz w:val="18"/>
                 <w:szCs w:val="22"/>
               </w:rPr>
-              <w:t>命中率提升</w:t>
             </w:r>
           </w:p>
           <w:p>
@@ -6959,15 +6989,13 @@
                 <w:sz w:val="18"/>
                 <w:szCs w:val="22"/>
               </w:rPr>
-              <w:t>26.3 pct</w:t>
-            </w:r>
-            <w:r>
-              <w:rPr>
-                <w:rFonts w:ascii="宋体" w:hAnsi="宋体" w:cs="宋体" w:hint="eastAsia"/>
-                <w:sz w:val="18"/>
-                <w:szCs w:val="22"/>
-              </w:rPr>
-              <w:t>， Miss</w:t>
+            </w:r>
+            <w:r>
+              <w:rPr>
+                <w:rFonts w:ascii="宋体" w:hAnsi="宋体" w:cs="宋体" w:hint="eastAsia"/>
+                <w:sz w:val="18"/>
+                <w:szCs w:val="22"/>
+              </w:rPr>
             </w:r>
             <w:r>
               <w:rPr>
@@ -6976,15 +7004,13 @@
                 <w:sz w:val="18"/>
                 <w:szCs w:val="22"/>
               </w:rPr>
-              <w:t xml:space="preserve"> </w:t>
-            </w:r>
-            <w:r>
-              <w:rPr>
-                <w:rFonts w:ascii="宋体" w:hAnsi="宋体" w:cs="宋体" w:hint="eastAsia"/>
-                <w:sz w:val="18"/>
-                <w:szCs w:val="22"/>
-              </w:rPr>
-              <w:t xml:space="preserve">率暴跌 </w:t>
+            </w:r>
+            <w:r>
+              <w:rPr>
+                <w:rFonts w:ascii="宋体" w:hAnsi="宋体" w:cs="宋体" w:hint="eastAsia"/>
+                <w:sz w:val="18"/>
+                <w:szCs w:val="22"/>
+              </w:rPr>
             </w:r>
             <w:r>
               <w:rPr>
@@ -6994,7 +7020,6 @@
                 <w:sz w:val="18"/>
                 <w:szCs w:val="22"/>
               </w:rPr>
-              <w:t>83.3%</w:t>
             </w:r>
           </w:p>
         </w:tc>
@@ -7020,7 +7045,7 @@
                 <w:sz w:val="18"/>
                 <w:szCs w:val="22"/>
               </w:rPr>
-              <w:t>2-way 组相</w:t>
+              <w:t>2-way结构消除该冲突地址流的反复替换</w:t>
             </w:r>
             <w:r>
               <w:rPr>
@@ -7029,7 +7054,6 @@
                 <w:sz w:val="18"/>
                 <w:szCs w:val="22"/>
               </w:rPr>
-              <w:t>联能极好地容纳交叉冲突访问，缓解冲突失效</w:t>
             </w:r>
           </w:p>
         </w:tc>
@@ -9331,134 +9355,50 @@
         </w:rPr>
       </w:pPr>
       <w:r>
-        <w:t>端到端数字识别程序（</w:t>
-      </w:r>
-      <w:r>
-        <w:t>tb_cnn_ablation.v</w:t>
-      </w:r>
-      <w:r>
-        <w:t>）：评测窗口从串口输入</w:t>
-      </w:r>
-      <w:r>
-        <w:t xml:space="preserve"> cnn </w:t>
-      </w:r>
-      <w:r>
-        <w:t>命令开始，到</w:t>
-      </w:r>
-      <w:r>
-        <w:t xml:space="preserve"> CPU </w:t>
-      </w:r>
-      <w:r>
-        <w:t>输出</w:t>
-      </w:r>
-      <w:r>
-        <w:t xml:space="preserve"> pred 7 </w:t>
-      </w:r>
-      <w:r>
-        <w:t>为止。最新</w:t>
-      </w:r>
-      <w:r>
-        <w:t xml:space="preserve"> R13 </w:t>
-      </w:r>
-      <w:r>
-        <w:t>回归中，关闭预测时</w:t>
-      </w:r>
-      <w:r>
-        <w:t xml:space="preserve"> cycle=34591</w:t>
-      </w:r>
-      <w:r>
-        <w:t>、</w:t>
-      </w:r>
-      <w:r>
-        <w:t>CPI=1.905</w:t>
-      </w:r>
-      <w:r>
-        <w:t>、</w:t>
-      </w:r>
-      <w:r>
-        <w:t>flush=5387</w:t>
-      </w:r>
-      <w:r>
-        <w:t>、</w:t>
-      </w:r>
-      <w:r>
-        <w:t>bp_miss=5167</w:t>
-      </w:r>
-      <w:r>
-        <w:t>、准确率</w:t>
-      </w:r>
-      <w:r>
-        <w:t>=8.39%</w:t>
-      </w:r>
-      <w:r>
-        <w:t>；开启</w:t>
-      </w:r>
-      <w:r>
-        <w:t xml:space="preserve"> 2-bit BHT </w:t>
-      </w:r>
-      <w:r>
-        <w:t>后</w:t>
-      </w:r>
-      <w:r>
-        <w:t xml:space="preserve"> cycle=32735</w:t>
-      </w:r>
-      <w:r>
-        <w:t>、</w:t>
-      </w:r>
-      <w:r>
-        <w:t>CPI=1.355</w:t>
-      </w:r>
-      <w:r>
-        <w:t>、</w:t>
-      </w:r>
-      <w:r>
-        <w:t>flush=457</w:t>
-      </w:r>
-      <w:r>
-        <w:t>、</w:t>
-      </w:r>
-      <w:r>
-        <w:t>bp_miss=349</w:t>
-      </w:r>
-      <w:r>
-        <w:t>、准确率</w:t>
-      </w:r>
-      <w:r>
-        <w:t>=95.43%</w:t>
-      </w:r>
-      <w:r>
-        <w:t>。端到端周期降低</w:t>
-      </w:r>
-      <w:r>
-        <w:t xml:space="preserve"> 5.4%</w:t>
-      </w:r>
-      <w:r>
-        <w:t>，</w:t>
-      </w:r>
-      <w:r>
-        <w:t xml:space="preserve">flush </w:t>
-      </w:r>
-      <w:r>
-        <w:t>降低</w:t>
-      </w:r>
-      <w:r>
-        <w:t xml:space="preserve"> 91.5%</w:t>
-      </w:r>
-      <w:r>
-        <w:t>，</w:t>
-      </w:r>
-      <w:r>
-        <w:t xml:space="preserve">bp_miss </w:t>
-      </w:r>
-      <w:r>
-        <w:t>降低</w:t>
-      </w:r>
-      <w:r>
-        <w:t xml:space="preserve"> 93.2%</w:t>
-      </w:r>
-      <w:r>
-        <w:t>。</w:t>
-      </w:r>
+        <w:t>端到端数字识别程序（tb_cnn_ablation.v）：评测窗口从串口输入 cnn 命令开始，到 CPU 输出 pred 7 为止。关闭预测时 cycle=70347、CPI=3.021、flush=6960、bp_miss=6740、准确率=6.27%；开启 2-bit BHT 后 cycle=66258、CPI=2.273、flush=432、bp_miss=324、准确率=96.46%。端到端周期降低 5.8%，说明动态预测在真实浮点 MLP 控制流中仍有稳定收益。</w:t>
+      </w:r>
+      <w:r/>
+      <w:r/>
+      <w:r/>
+      <w:r/>
+      <w:r/>
+      <w:r/>
+      <w:r/>
+      <w:r/>
+      <w:r/>
+      <w:r/>
+      <w:r/>
+      <w:r/>
+      <w:r/>
+      <w:r/>
+      <w:r/>
+      <w:r/>
+      <w:r/>
+      <w:r/>
+      <w:r/>
+      <w:r/>
+      <w:r/>
+      <w:r/>
+      <w:r/>
+      <w:r/>
+      <w:r/>
+      <w:r/>
+      <w:r/>
+      <w:r/>
+      <w:r/>
+      <w:r/>
+      <w:r/>
+      <w:r/>
+      <w:r/>
+      <w:r/>
+      <w:r/>
+      <w:r/>
+      <w:r/>
+      <w:r/>
+      <w:r/>
+      <w:r/>
+      <w:r/>
+      <w:r/>
     </w:p>
     <w:p>
       <w:pPr>
@@ -9533,7 +9473,7 @@
           <w:rFonts w:ascii="宋体" w:hAnsi="宋体" w:cs="宋体" w:hint="eastAsia"/>
           <w:szCs w:val="21"/>
         </w:rPr>
-        <w:t>本项目不仅关注架构仿真表现，还针对实际的目标开发板硬件环境进行了物理综合实现。本轮评估中，顶</w:t>
+        <w:t>本项目针对目标器件完成 ISE 14.7 综合、布局布线、静态时序和XPower分析。R16面积、时序与功耗数据均来自2026-07-12的当前实现结果。</w:t>
       </w:r>
       <w:r>
         <w:rPr>
@@ -9541,14 +9481,12 @@
           <w:spacing w:val="-21"/>
           <w:szCs w:val="21"/>
         </w:rPr>
-        <w:t xml:space="preserve">层 </w:t>
       </w:r>
       <w:r>
         <w:rPr>
           <w:rFonts w:ascii="宋体" w:hAnsi="宋体" w:cs="宋体" w:hint="eastAsia"/>
           <w:szCs w:val="21"/>
         </w:rPr>
-        <w:t>I-Cache</w:t>
       </w:r>
       <w:r>
         <w:rPr>
@@ -9556,7 +9494,6 @@
           <w:spacing w:val="11"/>
           <w:szCs w:val="21"/>
         </w:rPr>
-        <w:t xml:space="preserve"> </w:t>
       </w:r>
       <w:r>
         <w:rPr>
@@ -9564,7 +9501,6 @@
           <w:spacing w:val="-4"/>
           <w:szCs w:val="21"/>
         </w:rPr>
-        <w:t xml:space="preserve">默认配置为性能更优的 </w:t>
       </w:r>
       <w:r>
         <w:rPr>
@@ -9572,7 +9508,6 @@
           <w:b/>
           <w:szCs w:val="21"/>
         </w:rPr>
-        <w:t>2-way</w:t>
       </w:r>
       <w:r>
         <w:rPr>
@@ -9581,7 +9516,6 @@
           <w:spacing w:val="11"/>
           <w:szCs w:val="21"/>
         </w:rPr>
-        <w:t xml:space="preserve"> </w:t>
       </w:r>
       <w:r>
         <w:rPr>
@@ -9590,7 +9524,6 @@
           <w:spacing w:val="2"/>
           <w:szCs w:val="21"/>
         </w:rPr>
-        <w:t xml:space="preserve">组相联 </w:t>
       </w:r>
       <w:r>
         <w:rPr>
@@ -9599,7 +9532,6 @@
           <w:spacing w:val="5"/>
           <w:szCs w:val="21"/>
         </w:rPr>
-        <w:t xml:space="preserve">+ </w:t>
       </w:r>
       <w:r>
         <w:rPr>
@@ -9608,7 +9540,6 @@
           <w:spacing w:val="-1"/>
           <w:szCs w:val="21"/>
         </w:rPr>
-        <w:t>LR</w:t>
       </w:r>
       <w:r>
         <w:rPr>
@@ -9616,7 +9547,6 @@
           <w:b/>
           <w:szCs w:val="21"/>
         </w:rPr>
-        <w:t>U</w:t>
       </w:r>
       <w:r>
         <w:rPr>
@@ -9625,7 +9555,6 @@
           <w:spacing w:val="11"/>
           <w:szCs w:val="21"/>
         </w:rPr>
-        <w:t xml:space="preserve"> </w:t>
       </w:r>
       <w:r>
         <w:rPr>
@@ -9633,7 +9562,6 @@
           <w:b/>
           <w:szCs w:val="21"/>
         </w:rPr>
-        <w:t>模式</w:t>
       </w:r>
       <w:r>
         <w:rPr>
@@ -9641,14 +9569,12 @@
           <w:spacing w:val="-4"/>
           <w:szCs w:val="21"/>
         </w:rPr>
-        <w:t xml:space="preserve">。硬件物理特性数据来自 </w:t>
       </w:r>
       <w:r>
         <w:rPr>
           <w:rFonts w:ascii="宋体" w:hAnsi="宋体" w:cs="宋体" w:hint="eastAsia"/>
           <w:szCs w:val="21"/>
         </w:rPr>
-        <w:t>Xilinx</w:t>
       </w:r>
       <w:r>
         <w:rPr>
@@ -9656,14 +9582,12 @@
           <w:spacing w:val="11"/>
           <w:szCs w:val="21"/>
         </w:rPr>
-        <w:t xml:space="preserve"> </w:t>
       </w:r>
       <w:r>
         <w:rPr>
           <w:rFonts w:ascii="宋体" w:hAnsi="宋体" w:cs="宋体" w:hint="eastAsia"/>
           <w:szCs w:val="21"/>
         </w:rPr>
-        <w:t>ISE</w:t>
       </w:r>
       <w:r>
         <w:rPr>
@@ -9671,14 +9595,12 @@
           <w:spacing w:val="11"/>
           <w:szCs w:val="21"/>
         </w:rPr>
-        <w:t xml:space="preserve"> </w:t>
       </w:r>
       <w:r>
         <w:rPr>
           <w:rFonts w:ascii="宋体" w:hAnsi="宋体" w:cs="宋体" w:hint="eastAsia"/>
           <w:szCs w:val="21"/>
         </w:rPr>
-        <w:t>14.7</w:t>
       </w:r>
       <w:r>
         <w:rPr>
@@ -9686,14 +9608,12 @@
           <w:spacing w:val="11"/>
           <w:szCs w:val="21"/>
         </w:rPr>
-        <w:t xml:space="preserve"> </w:t>
       </w:r>
       <w:r>
         <w:rPr>
           <w:rFonts w:ascii="宋体" w:hAnsi="宋体" w:cs="宋体" w:hint="eastAsia"/>
           <w:szCs w:val="21"/>
         </w:rPr>
-        <w:t>布局布线</w:t>
       </w:r>
       <w:r>
         <w:rPr>
@@ -9701,14 +9621,12 @@
           <w:spacing w:val="-13"/>
           <w:szCs w:val="21"/>
         </w:rPr>
-        <w:t xml:space="preserve">报告与 </w:t>
       </w:r>
       <w:r>
         <w:rPr>
           <w:rFonts w:ascii="宋体" w:hAnsi="宋体" w:cs="宋体" w:hint="eastAsia"/>
           <w:szCs w:val="21"/>
         </w:rPr>
-        <w:t>XPower</w:t>
       </w:r>
       <w:r>
         <w:rPr>
@@ -9716,14 +9634,12 @@
           <w:spacing w:val="-12"/>
           <w:szCs w:val="21"/>
         </w:rPr>
-        <w:t xml:space="preserve"> </w:t>
       </w:r>
       <w:r>
         <w:rPr>
           <w:rFonts w:ascii="宋体" w:hAnsi="宋体" w:cs="宋体" w:hint="eastAsia"/>
           <w:szCs w:val="21"/>
         </w:rPr>
-        <w:t>Analyzer 静态/动态功耗仿真器。</w:t>
       </w:r>
     </w:p>
     <w:p>
@@ -9921,7 +9837,7 @@
         </w:rPr>
       </w:pPr>
       <w:r>
-        <w:t>当前 SoC 系统时钟约束为 40 ns，对应 25 MHz；TEC-PLUS 的 50 MHz 仅作为顶层输入时钟，经过 ÷2 和 BUFG 后供 CPU、Cache、RAM、SDRAM 和外设使用。</w:t>
+        <w:t>当前 SoC 系统时钟约束为 20 ns，对应 50 MHz；TEC-PLUS 的 50 MHz 输入经 BUFG 直接供 CPU、Cache、RAM、SDRAM 和外设使用。</w:t>
       </w:r>
     </w:p>
     <w:p>
@@ -10168,7 +10084,7 @@
           </w:tcPr>
           <w:p>
             <w:r>
-              <w:t>2,063</w:t>
+              <w:t>2,584</w:t>
             </w:r>
           </w:p>
         </w:tc>
@@ -10188,7 +10104,7 @@
           </w:tcPr>
           <w:p>
             <w:r>
-              <w:t>18%</w:t>
+              <w:t>22%</w:t>
             </w:r>
           </w:p>
         </w:tc>
@@ -10198,7 +10114,7 @@
           </w:tcPr>
           <w:p>
             <w:r>
-              <w:t>寄存器资源仍较充足</w:t>
+              <w:t>流水线、状态机和外设寄存器</w:t>
             </w:r>
           </w:p>
         </w:tc>
@@ -10223,7 +10139,7 @@
           </w:tcPr>
           <w:p>
             <w:r>
-              <w:t>5,073</w:t>
+              <w:t>4,455</w:t>
             </w:r>
           </w:p>
         </w:tc>
@@ -10243,7 +10159,7 @@
           </w:tcPr>
           <w:p>
             <w:r>
-              <w:t>88%</w:t>
+              <w:t>77%</w:t>
             </w:r>
           </w:p>
         </w:tc>
@@ -10253,23 +10169,13 @@
           </w:tcPr>
           <w:p>
             <w:r>
-              <w:t xml:space="preserve">LUT </w:t>
-            </w:r>
-            <w:r>
-              <w:t>压力较高，主要来自</w:t>
-            </w:r>
-            <w:r>
-              <w:t xml:space="preserve"> SoC </w:t>
-            </w:r>
-            <w:r>
-              <w:t>外设、缓存、</w:t>
-            </w:r>
-            <w:r>
-              <w:t xml:space="preserve">SDRAM </w:t>
-            </w:r>
-            <w:r>
-              <w:t>与自定义运算逻辑</w:t>
-            </w:r>
+              <w:t>逻辑资源较R13明显下降</w:t>
+            </w:r>
+            <w:r/>
+            <w:r/>
+            <w:r/>
+            <w:r/>
+            <w:r/>
           </w:p>
         </w:tc>
       </w:tr>
@@ -10293,7 +10199,7 @@
           </w:tcPr>
           <w:p>
             <w:r>
-              <w:t>1,416</w:t>
+              <w:t>1,371</w:t>
             </w:r>
           </w:p>
         </w:tc>
@@ -10313,7 +10219,7 @@
           </w:tcPr>
           <w:p>
             <w:r>
-              <w:t>99%</w:t>
+              <w:t>95%</w:t>
             </w:r>
           </w:p>
         </w:tc>
@@ -10323,7 +10229,7 @@
           </w:tcPr>
           <w:p>
             <w:r>
-              <w:t>已接近芯片物理容量上限，布局布线压力很高</w:t>
+              <w:t>布局成功，仍需控制后续扩展</w:t>
             </w:r>
           </w:p>
         </w:tc>
@@ -10378,32 +10284,16 @@
           </w:tcPr>
           <w:p>
             <w:r>
-              <w:t>包含</w:t>
-            </w:r>
-            <w:r>
-              <w:t xml:space="preserve"> SDRAM</w:t>
-            </w:r>
-            <w:r>
-              <w:t>、</w:t>
-            </w:r>
-            <w:r>
-              <w:t>LED</w:t>
-            </w:r>
-            <w:r>
-              <w:t>、</w:t>
-            </w:r>
-            <w:r>
-              <w:t>KEY</w:t>
-            </w:r>
-            <w:r>
-              <w:t>、</w:t>
-            </w:r>
-            <w:r>
-              <w:t>UART</w:t>
-            </w:r>
-            <w:r>
-              <w:t>、时钟等外设引脚</w:t>
-            </w:r>
+              <w:t>SDRAM、LED、KEY、UART与时钟</w:t>
+            </w:r>
+            <w:r/>
+            <w:r/>
+            <w:r/>
+            <w:r/>
+            <w:r/>
+            <w:r/>
+            <w:r/>
+            <w:r/>
           </w:p>
         </w:tc>
       </w:tr>
@@ -10417,7 +10307,7 @@
           </w:tcPr>
           <w:p>
             <w:r>
-              <w:t>RAMB8BWER</w:t>
+              <w:t>RAMB16BWER</w:t>
             </w:r>
           </w:p>
         </w:tc>
@@ -10427,7 +10317,7 @@
           </w:tcPr>
           <w:p>
             <w:r>
-              <w:t>2</w:t>
+              <w:t>8</w:t>
             </w:r>
           </w:p>
         </w:tc>
@@ -10437,7 +10327,7 @@
           </w:tcPr>
           <w:p>
             <w:r>
-              <w:t>64</w:t>
+              <w:t>32</w:t>
             </w:r>
           </w:p>
         </w:tc>
@@ -10447,7 +10337,7 @@
           </w:tcPr>
           <w:p>
             <w:r>
-              <w:t>3%</w:t>
+              <w:t>25%</w:t>
             </w:r>
           </w:p>
         </w:tc>
@@ -10457,11 +10347,9 @@
           </w:tcPr>
           <w:p>
             <w:r>
-              <w:t>少量片上</w:t>
-            </w:r>
-            <w:r>
-              <w:t xml:space="preserve"> Block RAM</w:t>
-            </w:r>
+              <w:t>16 KiB指令ROM及片上存储</w:t>
+            </w:r>
+            <w:r/>
           </w:p>
         </w:tc>
       </w:tr>
@@ -10475,12 +10363,9 @@
           </w:tcPr>
           <w:p>
             <w:r>
-              <w:lastRenderedPageBreak/>
-              <w:t xml:space="preserve">DSP48A1 </w:t>
-            </w:r>
-            <w:r>
-              <w:t>乘法单元</w:t>
-            </w:r>
+              <w:t>RAMB8BWER</w:t>
+            </w:r>
+            <w:r/>
           </w:p>
         </w:tc>
         <w:tc>
@@ -10489,7 +10374,7 @@
           </w:tcPr>
           <w:p>
             <w:r>
-              <w:t>8</w:t>
+              <w:t>4</w:t>
             </w:r>
           </w:p>
         </w:tc>
@@ -10499,30 +10384,80 @@
           </w:tcPr>
           <w:p>
             <w:r>
+              <w:t>64</w:t>
+            </w:r>
+          </w:p>
+        </w:tc>
+        <w:tc>
+          <w:tcPr>
+            <w:tcW w:w="1529" w:type="dxa"/>
+          </w:tcPr>
+          <w:p>
+            <w:r>
+              <w:t>6%</w:t>
+            </w:r>
+          </w:p>
+        </w:tc>
+        <w:tc>
+          <w:tcPr>
+            <w:tcW w:w="2038" w:type="dxa"/>
+          </w:tcPr>
+          <w:p>
+            <w:r>
+              <w:t>片上数据存储</w:t>
+            </w:r>
+            <w:r/>
+          </w:p>
+        </w:tc>
+      </w:tr>
+      <w:tr>
+        <w:tc>
+          <w:tcPr>
+            <w:tcW w:type="dxa" w:w="2547"/>
+          </w:tcPr>
+          <w:p>
+            <w:r>
+              <w:t>DSP48A1</w:t>
+            </w:r>
+          </w:p>
+        </w:tc>
+        <w:tc>
+          <w:tcPr>
+            <w:tcW w:type="dxa" w:w="2038"/>
+          </w:tcPr>
+          <w:p>
+            <w:r>
+              <w:t>0</w:t>
+            </w:r>
+          </w:p>
+        </w:tc>
+        <w:tc>
+          <w:tcPr>
+            <w:tcW w:type="dxa" w:w="2038"/>
+          </w:tcPr>
+          <w:p>
+            <w:r>
               <w:t>16</w:t>
             </w:r>
           </w:p>
         </w:tc>
         <w:tc>
           <w:tcPr>
-            <w:tcW w:w="1529" w:type="dxa"/>
-          </w:tcPr>
-          <w:p>
-            <w:r>
-              <w:t>50%</w:t>
-            </w:r>
-          </w:p>
-        </w:tc>
-        <w:tc>
-          <w:tcPr>
-            <w:tcW w:w="2038" w:type="dxa"/>
-          </w:tcPr>
-          <w:p>
-            <w:r>
-              <w:t xml:space="preserve">DSP </w:t>
-            </w:r>
-            <w:r>
-              <w:t>占用降至一半，仍保留一定余量</w:t>
+            <w:tcW w:type="dxa" w:w="1529"/>
+          </w:tcPr>
+          <w:p>
+            <w:r>
+              <w:t>0%</w:t>
+            </w:r>
+          </w:p>
+        </w:tc>
+        <w:tc>
+          <w:tcPr>
+            <w:tcW w:type="dxa" w:w="2038"/>
+          </w:tcPr>
+          <w:p>
+            <w:r>
+              <w:t>乘法改为迭代逻辑实现</w:t>
             </w:r>
           </w:p>
         </w:tc>
@@ -10555,17 +10490,11 @@
         </w:rPr>
       </w:pPr>
       <w:r>
-        <w:t xml:space="preserve">FPGA </w:t>
-      </w:r>
-      <w:r>
-        <w:t>资源利用率（</w:t>
-      </w:r>
-      <w:r>
-        <w:t>Slice 99% / DSP 50%</w:t>
-      </w:r>
-      <w:r>
-        <w:t>）</w:t>
-      </w:r>
+        <w:t>FPGA 资源利用率（Slice 95% / DSP 0%）</w:t>
+      </w:r>
+      <w:r/>
+      <w:r/>
+      <w:r/>
     </w:p>
     <w:p>
       <w:pPr>
@@ -10593,56 +10522,24 @@
         </w:rPr>
       </w:pPr>
       <w:r>
-        <w:t>表</w:t>
-      </w:r>
-      <w:r>
-        <w:t xml:space="preserve"> 3 </w:t>
-      </w:r>
-      <w:r>
-        <w:t>显示，</w:t>
-      </w:r>
-      <w:r>
-        <w:t xml:space="preserve">R13 </w:t>
-      </w:r>
-      <w:r>
-        <w:t>的</w:t>
-      </w:r>
-      <w:r>
-        <w:t xml:space="preserve"> LUT </w:t>
-      </w:r>
-      <w:r>
-        <w:t>使用率为</w:t>
-      </w:r>
-      <w:r>
-        <w:t xml:space="preserve"> 88%</w:t>
-      </w:r>
-      <w:r>
-        <w:t>，</w:t>
-      </w:r>
-      <w:r>
-        <w:t xml:space="preserve">Occupied Slices </w:t>
-      </w:r>
-      <w:r>
-        <w:t>达</w:t>
-      </w:r>
-      <w:r>
-        <w:t xml:space="preserve"> 99%</w:t>
-      </w:r>
-      <w:r>
-        <w:t>，说明面积瓶颈已经接近器件上限；</w:t>
-      </w:r>
-      <w:r>
-        <w:t xml:space="preserve">DSP48A1 </w:t>
-      </w:r>
-      <w:r>
-        <w:t>使用率为</w:t>
-      </w:r>
-      <w:r>
-        <w:t xml:space="preserve"> 50%</w:t>
-      </w:r>
-      <w:r>
-        <w:t>，相比此前版本已有明显余量。</w:t>
-      </w:r>
+        <w:t>R16 使用 Slice Registers 2584（22%）、Slice LUTs 4455（77%）、Occupied Slices 1371（95%）、RAMB16BWER 8（25%）、RAMB8BWER 4（6%）、DSP48A1 0。16 KiB 指令 ROM 正确推断为 4096×32 Block RAM，CPU 寄存器文件保持 Distributed RAM。</w:t>
+      </w:r>
+      <w:r/>
+      <w:r/>
+      <w:r/>
+      <w:r/>
+      <w:r/>
+      <w:r/>
+      <w:r/>
+      <w:r/>
+      <w:r/>
+      <w:r/>
+      <w:r/>
+      <w:r/>
+      <w:r/>
+      <w:r/>
+      <w:r/>
+      <w:r/>
     </w:p>
     <w:p>
       <w:pPr>
@@ -10705,32 +10602,16 @@
         </w:rPr>
       </w:pPr>
       <w:r>
-        <w:t>物理布局布线后的静态时序分析报告（</w:t>
-      </w:r>
-      <w:r>
-        <w:t>top.twr</w:t>
-      </w:r>
-      <w:r>
-        <w:t>）表明，当前</w:t>
-      </w:r>
-      <w:r>
-        <w:t xml:space="preserve"> R13 </w:t>
-      </w:r>
-      <w:r>
-        <w:t>在</w:t>
-      </w:r>
-      <w:r>
-        <w:t xml:space="preserve"> 25 MHz </w:t>
-      </w:r>
-      <w:r>
-        <w:t>系统时钟（</w:t>
-      </w:r>
-      <w:r>
-        <w:t>40 ns</w:t>
-      </w:r>
-      <w:r>
-        <w:t>）约束下已经完成时序收敛。关键时序指标汇总如下：</w:t>
-      </w:r>
+        <w:t>物理布局布线后的静态时序分析表明，R16 在 50 MHz（20 ns）约束下完成时序收敛。</w:t>
+      </w:r>
+      <w:r/>
+      <w:r/>
+      <w:r/>
+      <w:r/>
+      <w:r/>
+      <w:r/>
+      <w:r/>
+      <w:r/>
     </w:p>
     <w:p>
       <w:pPr>
@@ -10752,7 +10633,7 @@
         </w:rPr>
       </w:pPr>
       <w:r>
-        <w:t>R13 最新 top.twr：Best achievable period = 31.557 ns，Maximum frequency = 31.689 MHz。</w:t>
+        <w:t>R16 最新 top.twr：Best achievable period = 19.349 ns，Maximum frequency = 51.682 MHz。</w:t>
       </w:r>
     </w:p>
     <w:p>
@@ -10775,35 +10656,17 @@
         </w:rPr>
       </w:pPr>
       <w:r>
-        <w:t xml:space="preserve">R13 </w:t>
-      </w:r>
-      <w:r>
-        <w:t>最新静态时序结果：</w:t>
-      </w:r>
-      <w:r>
-        <w:t>Best achievable period = 31.557 ns</w:t>
-      </w:r>
-      <w:r>
-        <w:t>，</w:t>
-      </w:r>
-      <w:r>
-        <w:t>Maximum frequency = 31.689 MHz</w:t>
-      </w:r>
-      <w:r>
-        <w:t>，</w:t>
-      </w:r>
-      <w:r>
-        <w:t>Worst setup slack = 8.443 ns</w:t>
-      </w:r>
-      <w:r>
-        <w:t>，</w:t>
-      </w:r>
-      <w:r>
-        <w:t>min-period slack = 17.334 ns</w:t>
-      </w:r>
-      <w:r>
-        <w:t>。</w:t>
-      </w:r>
+        <w:t>最坏 setup 裕量为 0.651 ns，Timing errors = 0，Timing Score = 0，所有约束均满足。</w:t>
+      </w:r>
+      <w:r/>
+      <w:r/>
+      <w:r/>
+      <w:r/>
+      <w:r/>
+      <w:r/>
+      <w:r/>
+      <w:r/>
+      <w:r/>
     </w:p>
     <w:p>
       <w:pPr>
@@ -10825,7 +10688,7 @@
         </w:rPr>
       </w:pPr>
       <w:r>
-        <w:t>R13 Worst setup slack = 8.443 ns，min-period slack = 17.334 ns，Timing errors = 0，Timing Score = 0。</w:t>
+        <w:t>与 R15 相比，R16 的寄存器和 LUT 数量不变，Occupied Slices 增加 13，RAMB16 增加 4；Fmax 从 54.744 MHz 降至 51.682 MHz。</w:t>
       </w:r>
     </w:p>
     <w:p>
@@ -10848,32 +10711,16 @@
         </w:rPr>
       </w:pPr>
       <w:r>
-        <w:t>系统时钟约束为</w:t>
-      </w:r>
-      <w:r>
-        <w:t xml:space="preserve"> 40 ns</w:t>
-      </w:r>
-      <w:r>
-        <w:t>（</w:t>
-      </w:r>
-      <w:r>
-        <w:t>25 MHz</w:t>
-      </w:r>
-      <w:r>
-        <w:t>），</w:t>
-      </w:r>
-      <w:r>
-        <w:t>Best achievable period = 31.557 ns</w:t>
-      </w:r>
-      <w:r>
-        <w:t>，</w:t>
-      </w:r>
-      <w:r>
-        <w:t>Maximum frequency = 31.689 MHz</w:t>
-      </w:r>
-      <w:r>
-        <w:t>。</w:t>
-      </w:r>
+        <w:t>系统仍满足 50 MHz 目标，但 0.651 ns 裕量较小，后续任何组合路径扩展都必须重新运行布局布线和静态时序分析。</w:t>
+      </w:r>
+      <w:r/>
+      <w:r/>
+      <w:r/>
+      <w:r/>
+      <w:r/>
+      <w:r/>
+      <w:r/>
+      <w:r/>
     </w:p>
     <w:p>
       <w:pPr>
@@ -10893,14 +10740,13 @@
           <w:b/>
           <w:szCs w:val="21"/>
         </w:rPr>
-        <w:t>关键路径瓶颈分析：</w:t>
+        <w:t>关键路径已不再由大规模组合乘法器主导。MUL、FMUL 和 FADD 均采用迭代或多周期实现，当前关键限制来自高利用率器件中的存储、前递和控制路径布线。</w:t>
       </w:r>
       <w:r>
         <w:rPr>
           <w:rFonts w:ascii="宋体" w:hAnsi="宋体" w:cs="宋体" w:hint="eastAsia"/>
           <w:szCs w:val="21"/>
         </w:rPr>
-        <w:t>由于项目在基础设计上进行了大量的流水线功能拓展，导致在 EX</w:t>
       </w:r>
       <w:r>
         <w:rPr>
@@ -10908,14 +10754,12 @@
           <w:spacing w:val="40"/>
           <w:szCs w:val="21"/>
         </w:rPr>
-        <w:t xml:space="preserve"> </w:t>
       </w:r>
       <w:r>
         <w:rPr>
           <w:rFonts w:ascii="宋体" w:hAnsi="宋体" w:cs="宋体" w:hint="eastAsia"/>
           <w:szCs w:val="21"/>
         </w:rPr>
-        <w:t>执行阶段，自定义浮点加/乘法器（FADD32/FMUL32）、多路数据前递多路复用器（Forwarding</w:t>
       </w:r>
       <w:r>
         <w:rPr>
@@ -10923,14 +10767,12 @@
           <w:spacing w:val="56"/>
           <w:szCs w:val="21"/>
         </w:rPr>
-        <w:t xml:space="preserve"> </w:t>
       </w:r>
       <w:r>
         <w:rPr>
           <w:rFonts w:ascii="宋体" w:hAnsi="宋体" w:cs="宋体" w:hint="eastAsia"/>
           <w:szCs w:val="21"/>
         </w:rPr>
-        <w:t>MUX）</w:t>
       </w:r>
       <w:r>
         <w:rPr>
@@ -10938,7 +10780,6 @@
           <w:spacing w:val="-1"/>
           <w:szCs w:val="21"/>
         </w:rPr>
-        <w:t>以及分支地址计算与冲刷</w:t>
       </w:r>
     </w:p>
     <w:p>
@@ -10989,35 +10830,17 @@
         </w:rPr>
       </w:pPr>
       <w:r>
-        <w:t>Timing errors = 0</w:t>
-      </w:r>
-      <w:r>
-        <w:t>，</w:t>
-      </w:r>
-      <w:r>
-        <w:t>Timing Score = 0</w:t>
-      </w:r>
-      <w:r>
-        <w:t>，</w:t>
-      </w:r>
-      <w:r>
-        <w:t>Worst setup slack = 8.443 ns</w:t>
-      </w:r>
-      <w:r>
-        <w:t>，</w:t>
-      </w:r>
-      <w:r>
-        <w:t>min-period slack = 17.334 ns</w:t>
-      </w:r>
-      <w:r>
-        <w:t>，说明当前</w:t>
-      </w:r>
-      <w:r>
-        <w:t xml:space="preserve"> 25 MHz </w:t>
-      </w:r>
-      <w:r>
-        <w:t>约束已通过。</w:t>
-      </w:r>
+        <w:t>R16 的 20 ns时钟约束通过，Timing errors=0、Score=0；该结果证明扩展模型和计算器后仍可在板卡额定50 MHz下实现。</w:t>
+      </w:r>
+      <w:r/>
+      <w:r/>
+      <w:r/>
+      <w:r/>
+      <w:r/>
+      <w:r/>
+      <w:r/>
+      <w:r/>
+      <w:r/>
     </w:p>
     <w:p>
       <w:pPr>
@@ -11085,14 +10908,13 @@
           <w:spacing w:val="-18"/>
           <w:szCs w:val="21"/>
         </w:rPr>
-        <w:t xml:space="preserve">应用 </w:t>
+        <w:t>XPower Analyzer基于当前R16的top.ncd/top.pcf完成vector-less活动率传播，处理器系统功耗如下：</w:t>
       </w:r>
       <w:r>
         <w:rPr>
           <w:rFonts w:ascii="宋体" w:hAnsi="宋体" w:cs="宋体" w:hint="eastAsia"/>
           <w:szCs w:val="21"/>
         </w:rPr>
-        <w:t>XPower</w:t>
       </w:r>
       <w:r>
         <w:rPr>
@@ -11100,14 +10922,12 @@
           <w:spacing w:val="-12"/>
           <w:szCs w:val="21"/>
         </w:rPr>
-        <w:t xml:space="preserve"> </w:t>
       </w:r>
       <w:r>
         <w:rPr>
           <w:rFonts w:ascii="宋体" w:hAnsi="宋体" w:cs="宋体" w:hint="eastAsia"/>
           <w:szCs w:val="21"/>
         </w:rPr>
-        <w:t xml:space="preserve">Analyzer </w:t>
       </w:r>
       <w:r>
         <w:rPr>
@@ -11115,7 +10935,6 @@
           <w:spacing w:val="-1"/>
           <w:szCs w:val="21"/>
         </w:rPr>
-        <w:t>工具进行节点活跃度静态推导，处理器核心整体热功耗表现如下：</w:t>
       </w:r>
     </w:p>
     <w:p>
@@ -11138,21 +10957,12 @@
         </w:rPr>
       </w:pPr>
       <w:r>
-        <w:lastRenderedPageBreak/>
-        <w:t>芯片总供电功耗</w:t>
-      </w:r>
-      <w:r>
-        <w:t xml:space="preserve"> (Total Supply Power)</w:t>
-      </w:r>
-      <w:r>
-        <w:t>：</w:t>
-      </w:r>
-      <w:r>
-        <w:t>44.09 mW</w:t>
-      </w:r>
-      <w:r>
-        <w:t>。</w:t>
-      </w:r>
+        <w:t>芯片总供电功耗（Total Supply Power）：91.30 mW。</w:t>
+      </w:r>
+      <w:r/>
+      <w:r/>
+      <w:r/>
+      <w:r/>
     </w:p>
     <w:p>
       <w:pPr>
@@ -11174,20 +10984,12 @@
         </w:rPr>
       </w:pPr>
       <w:r>
-        <w:t>动态功耗估计</w:t>
-      </w:r>
-      <w:r>
-        <w:t xml:space="preserve"> (Dynamic Power)</w:t>
-      </w:r>
-      <w:r>
-        <w:t>：</w:t>
-      </w:r>
-      <w:r>
-        <w:t>29.38 mW</w:t>
-      </w:r>
-      <w:r>
-        <w:t>。</w:t>
-      </w:r>
+        <w:t>动态功耗（Dynamic Power）：76.19 mW；静态功耗（Static Power）：15.11 mW。</w:t>
+      </w:r>
+      <w:r/>
+      <w:r/>
+      <w:r/>
+      <w:r/>
     </w:p>
     <w:p>
       <w:pPr>
@@ -11209,20 +11011,12 @@
         </w:rPr>
       </w:pPr>
       <w:r>
-        <w:t>静态漏电功耗</w:t>
-      </w:r>
-      <w:r>
-        <w:t xml:space="preserve"> (Static Power)</w:t>
-      </w:r>
-      <w:r>
-        <w:t>：</w:t>
-      </w:r>
-      <w:r>
-        <w:t>14.71 mW</w:t>
-      </w:r>
-      <w:r>
-        <w:t>。</w:t>
-      </w:r>
+        <w:t>XPower置信度为Medium，未加载VCD/SAIF活动文件，因此结果用于PPA版本比较而非板级精密功耗测量。</w:t>
+      </w:r>
+      <w:r/>
+      <w:r/>
+      <w:r/>
+      <w:r/>
     </w:p>
     <w:p>
       <w:pPr>
@@ -11250,15 +11044,14 @@
           <w:spacing w:val="4"/>
           <w:szCs w:val="22"/>
         </w:rPr>
-        <w:t xml:space="preserve">估计置信度等级 </w:t>
-      </w:r>
-      <w:r>
-        <w:rPr>
-          <w:rFonts w:ascii="宋体" w:hAnsi="宋体" w:cs="宋体" w:hint="eastAsia"/>
-          <w:b/>
-          <w:szCs w:val="22"/>
-        </w:rPr>
-        <w:t>(Confidence</w:t>
+        <w:t>相对R15的90.56 mW，R16总功耗增加0.74 mW（约0.82%），代价主要来自新增指令BRAM和更大的固件功能。</w:t>
+      </w:r>
+      <w:r>
+        <w:rPr>
+          <w:rFonts w:ascii="宋体" w:hAnsi="宋体" w:cs="宋体" w:hint="eastAsia"/>
+          <w:b/>
+          <w:szCs w:val="22"/>
+        </w:rPr>
       </w:r>
       <w:r>
         <w:rPr>
@@ -11267,22 +11060,19 @@
           <w:spacing w:val="34"/>
           <w:szCs w:val="22"/>
         </w:rPr>
-        <w:t xml:space="preserve"> </w:t>
-      </w:r>
-      <w:r>
-        <w:rPr>
-          <w:rFonts w:ascii="宋体" w:hAnsi="宋体" w:cs="宋体" w:hint="eastAsia"/>
-          <w:b/>
-          <w:szCs w:val="22"/>
-        </w:rPr>
-        <w:t>Level)：</w:t>
-      </w:r>
-      <w:r>
-        <w:rPr>
-          <w:rFonts w:ascii="宋体" w:hAnsi="宋体" w:cs="宋体" w:hint="eastAsia"/>
-          <w:szCs w:val="22"/>
-        </w:rPr>
-        <w:t>Medium（</w:t>
+      </w:r>
+      <w:r>
+        <w:rPr>
+          <w:rFonts w:ascii="宋体" w:hAnsi="宋体" w:cs="宋体" w:hint="eastAsia"/>
+          <w:b/>
+          <w:szCs w:val="22"/>
+        </w:rPr>
+      </w:r>
+      <w:r>
+        <w:rPr>
+          <w:rFonts w:ascii="宋体" w:hAnsi="宋体" w:cs="宋体" w:hint="eastAsia"/>
+          <w:szCs w:val="22"/>
+        </w:rPr>
       </w:r>
       <w:r>
         <w:rPr>
@@ -11290,14 +11080,12 @@
           <w:spacing w:val="-3"/>
           <w:szCs w:val="22"/>
         </w:rPr>
-        <w:t xml:space="preserve">由于未使用 </w:t>
-      </w:r>
-      <w:r>
-        <w:rPr>
-          <w:rFonts w:ascii="宋体" w:hAnsi="宋体" w:cs="宋体" w:hint="eastAsia"/>
-          <w:szCs w:val="22"/>
-        </w:rPr>
-        <w:t>VCD/SAIF</w:t>
+      </w:r>
+      <w:r>
+        <w:rPr>
+          <w:rFonts w:ascii="宋体" w:hAnsi="宋体" w:cs="宋体" w:hint="eastAsia"/>
+          <w:szCs w:val="22"/>
+        </w:rPr>
       </w:r>
       <w:r>
         <w:rPr>
@@ -11305,14 +11093,12 @@
           <w:spacing w:val="34"/>
           <w:szCs w:val="22"/>
         </w:rPr>
-        <w:t xml:space="preserve"> </w:t>
-      </w:r>
-      <w:r>
-        <w:rPr>
-          <w:rFonts w:ascii="宋体" w:hAnsi="宋体" w:cs="宋体" w:hint="eastAsia"/>
-          <w:szCs w:val="22"/>
-        </w:rPr>
-        <w:t>翻转活动文件，内部节点采用置信</w:t>
+      </w:r>
+      <w:r>
+        <w:rPr>
+          <w:rFonts w:ascii="宋体" w:hAnsi="宋体" w:cs="宋体" w:hint="eastAsia"/>
+          <w:szCs w:val="22"/>
+        </w:rPr>
       </w:r>
       <w:r>
         <w:rPr>
@@ -11320,7 +11106,6 @@
           <w:spacing w:val="-2"/>
           <w:szCs w:val="22"/>
         </w:rPr>
-        <w:t>度推导模型）。</w:t>
       </w:r>
     </w:p>
     <w:p>
@@ -11350,32 +11135,16 @@
         </w:rPr>
       </w:pPr>
       <w:r>
-        <w:t>图</w:t>
-      </w:r>
-      <w:r>
-        <w:t xml:space="preserve">  </w:t>
-      </w:r>
-      <w:r>
-        <w:t>功耗分解（约</w:t>
-      </w:r>
-      <w:r>
-        <w:t xml:space="preserve"> 44.09mW = </w:t>
-      </w:r>
-      <w:r>
-        <w:t>动态</w:t>
-      </w:r>
-      <w:r>
-        <w:t xml:space="preserve"> 29.38 + </w:t>
-      </w:r>
-      <w:r>
-        <w:t>静态</w:t>
-      </w:r>
-      <w:r>
-        <w:t xml:space="preserve"> 14.71</w:t>
-      </w:r>
-      <w:r>
-        <w:t>）</w:t>
-      </w:r>
+        <w:t>图  功耗分解（91.30 mW = 动态76.19 + 静态15.11）</w:t>
+      </w:r>
+      <w:r/>
+      <w:r/>
+      <w:r/>
+      <w:r/>
+      <w:r/>
+      <w:r/>
+      <w:r/>
+      <w:r/>
     </w:p>
     <w:p>
       <w:pPr>
@@ -11432,7 +11201,7 @@
           <w:spacing w:val="-6"/>
           <w:szCs w:val="21"/>
         </w:rPr>
-        <w:t xml:space="preserve">针对上述 </w:t>
+        <w:t>R16 已通过迭代算术和 BRAM 映射显著降低 LUT/DSP 压力，同时以 4 个额外 RAMB16 换取 16 KiB 固件空间。</w:t>
       </w:r>
       <w:r>
         <w:rPr>
@@ -11440,7 +11209,6 @@
           <w:spacing w:val="-2"/>
           <w:szCs w:val="21"/>
         </w:rPr>
-        <w:t>PPA</w:t>
       </w:r>
       <w:r>
         <w:rPr>
@@ -11448,7 +11216,6 @@
           <w:spacing w:val="14"/>
           <w:szCs w:val="21"/>
         </w:rPr>
-        <w:t xml:space="preserve"> </w:t>
       </w:r>
       <w:r>
         <w:rPr>
@@ -11456,7 +11223,6 @@
           <w:spacing w:val="-3"/>
           <w:szCs w:val="21"/>
         </w:rPr>
-        <w:t>瓶颈，团队计划在下一版本中从以下四个核心维度对硬件电路实施重构优化：</w:t>
       </w:r>
     </w:p>
     <w:p>
@@ -11479,7 +11245,7 @@
         </w:rPr>
       </w:pPr>
       <w:r>
-        <w:t>后续 PPA 优化应以面积和时序余量为约束：当前 Slice 已达 99%，优先考虑减少重复译码、缩小非关键计数器或优化 Cache/RAM 映射；若要提高频率，必须重新综合、布局布线并以新的 timing report 为准。</w:t>
+        <w:t>当前主要物理风险是 Slice 95% 与 0.651 ns时序裕量，而不是功能完整性；后续优化应优先减少布线拥塞并保持寄存器文件的组合读语义。</w:t>
       </w:r>
     </w:p>
     <w:p>
@@ -11507,7 +11273,7 @@
           <w:spacing w:val="-2"/>
           <w:szCs w:val="22"/>
         </w:rPr>
-        <w:t>算术资源复用与重构：</w:t>
+        <w:t>算术资源复用：RV32M MUL、FMUL32 和 FADD32 使用多周期状态机，DSP48A1 使用量降为0，避免宽组合乘法路径。</w:t>
       </w:r>
       <w:r>
         <w:rPr>
@@ -11515,14 +11281,12 @@
           <w:spacing w:val="-2"/>
           <w:szCs w:val="22"/>
         </w:rPr>
-        <w:t>改变当前多路乘法器并行的激进设计，采用分时复用技术共享基础乘法单元，同时</w:t>
-      </w:r>
-      <w:r>
-        <w:rPr>
-          <w:rFonts w:ascii="宋体" w:hAnsi="宋体" w:cs="宋体" w:hint="eastAsia"/>
-          <w:szCs w:val="22"/>
-        </w:rPr>
-        <w:t>将非核心浮点运算转化为高效的定点化（Fixed-point）</w:t>
+      </w:r>
+      <w:r>
+        <w:rPr>
+          <w:rFonts w:ascii="宋体" w:hAnsi="宋体" w:cs="宋体" w:hint="eastAsia"/>
+          <w:szCs w:val="22"/>
+        </w:rPr>
       </w:r>
       <w:r>
         <w:rPr>
@@ -11530,14 +11294,12 @@
           <w:spacing w:val="-2"/>
           <w:szCs w:val="22"/>
         </w:rPr>
-        <w:t xml:space="preserve">数值算法，降低对 </w:t>
-      </w:r>
-      <w:r>
-        <w:rPr>
-          <w:rFonts w:ascii="宋体" w:hAnsi="宋体" w:cs="宋体" w:hint="eastAsia"/>
-          <w:szCs w:val="22"/>
-        </w:rPr>
-        <w:t xml:space="preserve">DSP </w:t>
+      </w:r>
+      <w:r>
+        <w:rPr>
+          <w:rFonts w:ascii="宋体" w:hAnsi="宋体" w:cs="宋体" w:hint="eastAsia"/>
+          <w:szCs w:val="22"/>
+        </w:rPr>
       </w:r>
       <w:r>
         <w:rPr>
@@ -11545,14 +11307,12 @@
           <w:spacing w:val="-3"/>
           <w:szCs w:val="22"/>
         </w:rPr>
-        <w:t xml:space="preserve">硬件和 </w:t>
-      </w:r>
-      <w:r>
-        <w:rPr>
-          <w:rFonts w:ascii="宋体" w:hAnsi="宋体" w:cs="宋体" w:hint="eastAsia"/>
-          <w:szCs w:val="22"/>
-        </w:rPr>
-        <w:t>LUT 的消耗。</w:t>
+      </w:r>
+      <w:r>
+        <w:rPr>
+          <w:rFonts w:ascii="宋体" w:hAnsi="宋体" w:cs="宋体" w:hint="eastAsia"/>
+          <w:szCs w:val="22"/>
+        </w:rPr>
       </w:r>
     </w:p>
     <w:p>
@@ -11580,7 +11340,7 @@
           <w:b/>
           <w:szCs w:val="22"/>
         </w:rPr>
-        <w:t>片上存储架构优化：</w:t>
+        <w:t>存储架构：指令 ROM 和片内数据存储映射到 Block RAM；CPU 寄存器文件强制为 Distributed RAM，避免 XST 同步读导致的旧值问题。</w:t>
       </w:r>
       <w:r>
         <w:rPr>
@@ -11588,14 +11348,12 @@
           <w:spacing w:val="-4"/>
           <w:szCs w:val="22"/>
         </w:rPr>
-        <w:t xml:space="preserve">目前大量利用 </w:t>
-      </w:r>
-      <w:r>
-        <w:rPr>
-          <w:rFonts w:ascii="宋体" w:hAnsi="宋体" w:cs="宋体" w:hint="eastAsia"/>
-          <w:szCs w:val="22"/>
-        </w:rPr>
-        <w:t>LUT</w:t>
+      </w:r>
+      <w:r>
+        <w:rPr>
+          <w:rFonts w:ascii="宋体" w:hAnsi="宋体" w:cs="宋体" w:hint="eastAsia"/>
+          <w:szCs w:val="22"/>
+        </w:rPr>
       </w:r>
       <w:r>
         <w:rPr>
@@ -11603,7 +11361,6 @@
           <w:spacing w:val="26"/>
           <w:szCs w:val="22"/>
         </w:rPr>
-        <w:t xml:space="preserve"> </w:t>
       </w:r>
       <w:r>
         <w:rPr>
@@ -11611,14 +11368,12 @@
           <w:spacing w:val="-5"/>
           <w:szCs w:val="22"/>
         </w:rPr>
-        <w:t xml:space="preserve">搭建分布式 </w:t>
-      </w:r>
-      <w:r>
-        <w:rPr>
-          <w:rFonts w:ascii="宋体" w:hAnsi="宋体" w:cs="宋体" w:hint="eastAsia"/>
-          <w:szCs w:val="22"/>
-        </w:rPr>
-        <w:t>RAM</w:t>
+      </w:r>
+      <w:r>
+        <w:rPr>
+          <w:rFonts w:ascii="宋体" w:hAnsi="宋体" w:cs="宋体" w:hint="eastAsia"/>
+          <w:szCs w:val="22"/>
+        </w:rPr>
       </w:r>
       <w:r>
         <w:rPr>
@@ -11626,14 +11381,12 @@
           <w:spacing w:val="-2"/>
           <w:szCs w:val="22"/>
         </w:rPr>
-        <w:t xml:space="preserve">，造成了严重的布线拥堵。后续可以容忍 </w:t>
-      </w:r>
-      <w:r>
-        <w:rPr>
-          <w:rFonts w:ascii="宋体" w:hAnsi="宋体" w:cs="宋体" w:hint="eastAsia"/>
-          <w:szCs w:val="22"/>
-        </w:rPr>
-        <w:t>1~2</w:t>
+      </w:r>
+      <w:r>
+        <w:rPr>
+          <w:rFonts w:ascii="宋体" w:hAnsi="宋体" w:cs="宋体" w:hint="eastAsia"/>
+          <w:szCs w:val="22"/>
+        </w:rPr>
       </w:r>
       <w:r>
         <w:rPr>
@@ -11641,14 +11394,12 @@
           <w:spacing w:val="26"/>
           <w:szCs w:val="22"/>
         </w:rPr>
-        <w:t xml:space="preserve"> </w:t>
-      </w:r>
-      <w:r>
-        <w:rPr>
-          <w:rFonts w:ascii="宋体" w:hAnsi="宋体" w:cs="宋体" w:hint="eastAsia"/>
-          <w:szCs w:val="22"/>
-        </w:rPr>
-        <w:t>个时钟周期的访存读延迟，从而强制触发综合工具推断芯片内部原生的硬核 Block</w:t>
+      </w:r>
+      <w:r>
+        <w:rPr>
+          <w:rFonts w:ascii="宋体" w:hAnsi="宋体" w:cs="宋体" w:hint="eastAsia"/>
+          <w:szCs w:val="22"/>
+        </w:rPr>
       </w:r>
       <w:r>
         <w:rPr>
@@ -11656,14 +11407,12 @@
           <w:spacing w:val="40"/>
           <w:szCs w:val="22"/>
         </w:rPr>
-        <w:t xml:space="preserve"> </w:t>
-      </w:r>
-      <w:r>
-        <w:rPr>
-          <w:rFonts w:ascii="宋体" w:hAnsi="宋体" w:cs="宋体" w:hint="eastAsia"/>
-          <w:szCs w:val="22"/>
-        </w:rPr>
-        <w:t>RAM（RAMB16），释放</w:t>
+      </w:r>
+      <w:r>
+        <w:rPr>
+          <w:rFonts w:ascii="宋体" w:hAnsi="宋体" w:cs="宋体" w:hint="eastAsia"/>
+          <w:szCs w:val="22"/>
+        </w:rPr>
       </w:r>
       <w:r>
         <w:rPr>
@@ -11671,14 +11420,12 @@
           <w:spacing w:val="-7"/>
           <w:szCs w:val="22"/>
         </w:rPr>
-        <w:t xml:space="preserve">大量 </w:t>
-      </w:r>
-      <w:r>
-        <w:rPr>
-          <w:rFonts w:ascii="宋体" w:hAnsi="宋体" w:cs="宋体" w:hint="eastAsia"/>
-          <w:szCs w:val="22"/>
-        </w:rPr>
-        <w:t>Slice 逻辑资源。</w:t>
+      </w:r>
+      <w:r>
+        <w:rPr>
+          <w:rFonts w:ascii="宋体" w:hAnsi="宋体" w:cs="宋体" w:hint="eastAsia"/>
+          <w:szCs w:val="22"/>
+        </w:rPr>
       </w:r>
     </w:p>
     <w:p>
@@ -11706,7 +11453,7 @@
           <w:b/>
           <w:szCs w:val="22"/>
         </w:rPr>
-        <w:t>程序与权重裁剪：</w:t>
+        <w:t>程序与模型：64→8→10 浮点 MLP 在约2.4 KiB权重空间内提供非线性分类能力；表达式计算器复用 FADD32/FMUL32，并以软件长除法实现 float32 除法。</w:t>
       </w:r>
       <w:r>
         <w:rPr>
@@ -11714,14 +11461,12 @@
           <w:spacing w:val="-3"/>
           <w:szCs w:val="22"/>
         </w:rPr>
-        <w:t xml:space="preserve">适当精简固化在片上的 </w:t>
-      </w:r>
-      <w:r>
-        <w:rPr>
-          <w:rFonts w:ascii="宋体" w:hAnsi="宋体" w:cs="宋体" w:hint="eastAsia"/>
-          <w:szCs w:val="22"/>
-        </w:rPr>
-        <w:t>CNN</w:t>
+      </w:r>
+      <w:r>
+        <w:rPr>
+          <w:rFonts w:ascii="宋体" w:hAnsi="宋体" w:cs="宋体" w:hint="eastAsia"/>
+          <w:szCs w:val="22"/>
+        </w:rPr>
       </w:r>
       <w:r>
         <w:rPr>
@@ -11729,14 +11474,12 @@
           <w:spacing w:val="-13"/>
           <w:szCs w:val="22"/>
         </w:rPr>
-        <w:t xml:space="preserve"> </w:t>
-      </w:r>
-      <w:r>
-        <w:rPr>
-          <w:rFonts w:ascii="宋体" w:hAnsi="宋体" w:cs="宋体" w:hint="eastAsia"/>
-          <w:szCs w:val="22"/>
-        </w:rPr>
-        <w:t>神经网络层数及权重参数矩阵规模，裁剪冗余测试分支，从</w:t>
+      </w:r>
+      <w:r>
+        <w:rPr>
+          <w:rFonts w:ascii="宋体" w:hAnsi="宋体" w:cs="宋体" w:hint="eastAsia"/>
+          <w:szCs w:val="22"/>
+        </w:rPr>
       </w:r>
       <w:r>
         <w:rPr>
@@ -11744,7 +11487,6 @@
           <w:spacing w:val="-2"/>
           <w:szCs w:val="22"/>
         </w:rPr>
-        <w:t>软件源头减轻硬件综合开销。</w:t>
       </w:r>
     </w:p>
     <w:p>
@@ -11889,7 +11631,7 @@
         </w:rPr>
       </w:pPr>
       <w:r>
-        <w:t>固件 asm/soc_firmware.s 包含启动自检，覆盖 RV32I、分支循环、片内 RAM、MUL、DIVU/REMU、FADD32、FMUL32/FGT32、POPCOUNT/BITREVERSE、CSR 和 SDRAM，结果分别保存到固定 m0~m9 槽位，不被 CNN、Pong 或 Paint 覆盖。15 项 Icarus Verilog 回归已经全部通过；但 R13 bitstream 重新烧录后的 ver、s、m0~m9 串口记录尚未取得，因此板端组合开机自检仍标记为待复测，不能写成已通过。</w:t>
+        <w:t>固件 asm/soc_firmware.s 包含十项启动自检，覆盖 RV32I、分支循环、片内 RAM、MUL、DIVU/REMU、FADD32、FMUL32/FGT32、POPCOUNT/BITREVERSE、CSR 和 SDRAM。R16 在 50 MHz 真板上显示 SELFTEST PASS，m0～m9稳定正确，功能验收通过。</w:t>
       </w:r>
     </w:p>
     <w:p>
@@ -11915,7 +11657,7 @@
         </w:rPr>
       </w:pPr>
       <w:r>
-        <w:t>8×8 数字识别（64→10 float32 线性分类器）</w:t>
+        <w:t>8×8 数字识别（64→8→10 float32 MLP）</w:t>
       </w:r>
     </w:p>
     <w:p>
@@ -11930,7 +11672,7 @@
         </w:rPr>
       </w:pPr>
       <w:r>
-        <w:t>用户从 shell 进入 cnn 后，PC 端发送 8×8 灰度输入，CPU 通过 UART MMIO 接收 64 个像素，执行 64→10 的 float32 线性分类和 argmax，并返回 pred N 与 LED 结果。该程序用于验证 CPU 的循环、访存、分支、浮点运算和串口 I/O 协同链路；它不包含卷积层，不能等同于完整 CNN。</w:t>
+        <w:t>用户从 shell 进入 cnn 后，PC 端发送 8×8 二值图像，CPU 执行两层 Custom Float32 MLP：第一层利用二值输入按需累加权重并做 ReLU，第二层完成80次浮点乘加和 argmax。板端精确模型测试集准确率为82.84%，十个演示原型10/10通过。该模型没有卷积层，因此报告中称为MLP数字识别，而不夸大为卷积神经网络。</w:t>
       </w:r>
     </w:p>
     <w:p>
@@ -12098,7 +11840,7 @@
         </w:rPr>
       </w:pPr>
       <w:r>
-        <w:t>R12 历史真板性能快照（12.5 MHz，非 R13 最终基准）：cycle=729870212、instret=534283231、CPI=1.366、吞吐量=9.150 MIPS、branch=195615266、flush=10、bp_miss=7625、stall=195552334、mdu=3、I-Cache hit=729764955、miss=105284、命中率=99.99%。该数据从复位累计，包含 shell 轮询和人工等待，只用于证明性能观测链路可用；R13 已恢复为 25 MHz，不能直接用这组数据代表 R13。</w:t>
+        <w:t>R12 的12.5 MHz历史性能快照只用于证明性能观测链路可用；R16 的架构比较统一采用50 MHz配置下的Icarus计数器和同一测试输入。</w:t>
       </w:r>
     </w:p>
     <w:p>
@@ -12491,7 +12233,7 @@
     <w:p>
       <w:pPr/>
       <w:r>
-        <w:t>顶层使用 25 MHz sys_clk：TEC-PLUS 的 50 MHz 输入先经 ÷2 和 BUFG，再同步释放复位。指令侧为 2048×32 bit 片上 ROM，前端默认连接 8 行总计的 2 路组相联 I-Cache，带 LRU 选择；数据侧为四个 byte 阵列组成的 1024-word 片上 RAM。MMIO 位于 0x1000 附近，64 MiB、32-bit 外部 SDRAM 映射到 0x10000000-0x13FFFFFF。</w:t>
+        <w:t>顶层使用 50 MHz 单一 sys_clk。指令侧为 4096×32 bit（16 KiB）同步片上 ROM，前端默认连接 2 路组相联 I-Cache；数据侧为四个 byte 阵列组成的1024-word片上RAM。MMIO位于0x1000附近，64 MiB外部SDRAM映射到0x10000000～0x13FFFFFF。</w:t>
       </w:r>
     </w:p>
     <w:p>
@@ -12503,7 +12245,7 @@
     <w:p>
       <w:pPr/>
       <w:r>
-        <w:t>ISE 14.7 已完成综合、布局布线和 XPower 分析。当前 25 MHz 系统时钟约束满足，top.twr 报告 Timing errors=0、Score=0，最小可实现周期为 31.557 ns。由于 Spartan-6 的 Slice 余量很小，RTL 中的 RAM 阵列、时钟域复位、SDRAM 半周期采样和 MMIO 译码均需要同时通过 Icarus 仿真与 XST 严格综合。</w:t>
+        <w:t>ISE 14.7 已完成R16综合、布局布线、bitstream和XPower分析。top.twr报告Timing errors=0、Score=0，最小可实现周期19.349 ns，满足50 MHz约束；top.pwr估算总功耗91.30 mW。</w:t>
       </w:r>
     </w:p>
     <w:p>
@@ -12601,7 +12343,7 @@
         </w:rPr>
       </w:pPr>
       <w:r>
-        <w:t>本项目完成了一套可在 TEC-PLUS Spartan-6 FPGA 上运行的 RV32 五级流水 SoC。R13 固件包含启动自检、串口 shell、CNN 数字推理、Pong、Paint、SDRAM 和中断演示。最新 Icarus Verilog 回归为 15/15 testbench PASS，覆盖基础指令、load-use、动态分支预测、RV32M、Custom Float32、CSR/中断、Cache、CNN、shell 和顶层 MMIO。</w:t>
+        <w:t>本项目完成了一套可在 TEC-PLUS Spartan-6 FPGA 上运行的 RV32 五级流水 SoC。R16 固件包含启动自检、串口 shell、两层浮点MLP数字识别、浮点表达式计算器、Pong、Paint、SDRAM和中断演示。最新 Icarus Verilog 回归为17/17 PASS。</w:t>
       </w:r>
     </w:p>
     <w:p>
@@ -12642,7 +12384,7 @@
         </w:rPr>
       </w:pPr>
       <w:r>
-        <w:t>分支预测微基准中，BHT 版本 CPI 为 1.14，baseline 为 1.57，降低 27.4%，预测准确率为 80%。CNN 真实端到端程序中，baseline 为 34591 cycles、CPI 1.905、预测准确率 8.39%；启用 BHT 后为 32735 cycles、CPI 1.355、预测准确率 95.43%，端到端周期降低 5.4%，flush 降低 91.5%，bp_miss 降低 93.2%。这说明分支预测不仅在独立微基准中有效，也能改善真实串口/CNN 控制流。</w:t>
+        <w:t>分支预测微基准中，BHT版本CPI为1.14，baseline为1.57，降低27.4%，预测准确率80%。MLP端到端程序中，baseline为70347 cycles、CPI 3.021；启用BHT后为66258 cycles、CPI 2.273，周期降低5.8%，预测准确率达到96.46%。</w:t>
       </w:r>
     </w:p>
     <w:p>
@@ -12657,7 +12399,7 @@
         </w:rPr>
       </w:pPr>
       <w:r>
-        <w:t>Cache 消融中，冲突地址流的直接映射命中率为 68.4%（hit=26、miss=12），2 路组相联加 LRU 后命中率为 94.7%（hit=36、miss=2），命中率提高 26.3 个百分点。shell 回归还检查启动自检输出、m0~m9 固定结果槽、性能计数器、Pong 状态和 LED 状态，确保系统级交互不是只在 CPU 单元测试中成立。</w:t>
+        <w:t>Cache消融中，冲突地址流的直接映射命中率为0%（hit=0、miss=12），2路组相联加LRU后命中率为83.3%（hit=10、miss=2）。shell和SoC回归同时验证自检结果槽、性能计数器、Pong、Paint、SDRAM、中断和LED状态。</w:t>
       </w:r>
     </w:p>
     <w:p>
@@ -12702,7 +12444,7 @@
         </w:rPr>
       </w:pPr>
       <w:r>
-        <w:t>最新 ISE 结果为 Slice Registers 2063/11440（18%）、Slice LUTs 5073/5720（88%）、Occupied Slices 1416/1430（99%）、DSP48A1 8/16（50%）、Bonded IOBs 90/186（48%）、RAMB8BWER 2/64（3%）。XPower 估计总功耗 44.09 mW，其中动态 29.38 mW、静态 14.71 mW，置信度 Medium；由于没有 VCD/SAIF 翻转率文件，该功耗用于趋势比较而非精确实测。R13 仿真、ISE 实现和时序均已通过，但重新烧录后的十项组合开机自检仍需以 ver、s、m0~m9 串口记录完成最终板端闭环。</w:t>
+        <w:t>R16最新ISE结果为Slice Registers 2584/11440（22%）、Slice LUTs 4455/5720（77%）、Occupied Slices 1371/1430（95%）、RAMB16 8/32（25%）、RAMB8 4/64（6%）、DSP48A1 0。Fmax为51.682 MHz且50 MHz时序通过；XPower总功耗91.30 mW。真板功能全部通过。</w:t>
       </w:r>
     </w:p>
     <w:p>
@@ -12714,13 +12456,13 @@
     <w:p>
       <w:pPr/>
       <w:r>
-        <w:t>当前最主要的工程风险是面积而非功能：Occupied Slices 已达 99%，后续增加更大的缓存、寄存器或显示逻辑可能导致布局失败。其次，板端自检曾在 R12 出现 FAIL MUL、FAIL RAM 等不稳定输出，R13 已改为固定格式、无栈打印并通过仿真验证，但仍要在同一 bitstream 上复测，区分硬件时钟/复位、SDRAM 等待和输出例程问题。</w:t>
+        <w:t>当前工程风险主要是物理余量：Occupied Slices为95%，50 MHz setup裕量仅0.651 ns。寄存器文件被错误推断为同步BRAM的问题已在R15通过Distributed RAM约束彻底修复，并由R15/R16真板自检验证。</w:t>
       </w:r>
     </w:p>
     <w:p>
       <w:pPr/>
       <w:r>
-        <w:t>实验数据还应区分“单程序指标”和“系统累计指标”：R12 的旧板端性能快照包含串口轮询和人工等待，不能直接作为 R13 吞吐量基线。最终报告应以 R13 固件、同一时钟约束和同一测试输入重新采集的 perf 记录为准。</w:t>
+        <w:t>实验数据明确区分微基准、端到端程序和系统累计指标；报告中的R16消融均来自同一RTL、同一50 MHz配置和同一输入，避免把人工等待时间混入架构收益。</w:t>
       </w:r>
     </w:p>
     <w:p>
@@ -12767,7 +12509,7 @@
         </w:rPr>
       </w:pPr>
       <w:r>
-        <w:t>本课程设计从 Verilog 和 RISC-V 指令执行出发，在 TEC-PLUS Spartan-6 FPGA 上完成了从 CPU 数据通路到可交互 SoC 的实现。系统包含五级流水线、EX 前递和 load-use 停顿、16 项 2-bit BHT、2 路 I-Cache、片上 RAM、64 MiB SDRAM、UART/LED/KEY、CSR/中断、性能计数器、RV32M、Custom Float32 和自定义位操作。</w:t>
+        <w:t>本课程设计从Verilog和RISC-V指令执行出发，在TEC-PLUS Spartan-6 FPGA上完成从CPU数据通路到可交互SoC的实现。系统包含五级流水线、前递与停顿、2-bit BHT、2路I-Cache、片上BRAM、64 MiB SDRAM、UART/LED/KEY、CSR/中断、RV32M、Custom Float32、两层浮点MLP和表达式计算器。</w:t>
       </w:r>
     </w:p>
     <w:p>
@@ -12790,13 +12532,13 @@
         </w:rPr>
       </w:pPr>
       <w:r>
-        <w:t>通过 15 项 Icarus Verilog 自动回归、ISE 14.7 实现、静态时序和 XPower 分析，设计已经形成可复现的 RTL-仿真-综合验证链。结果表明：功能回归全部通过，分支预测和 Cache 消融具有可量化收益，25 MHz 系统时钟约束满足，PPA 数据已更新到 R13。当前交付边界也明确：组合开机自检的 RTL 和仿真已通过，但 R13 bitstream 重新烧录后的 ver、s、m0~m9 串口证据仍是最终验收项；同时 Slice 99% 和 Medium 置信度功耗估计是后续优化与复测重点。</w:t>
+        <w:t>通过17项Icarus Verilog自动回归、ISE 14.7实现、静态时序、XPower和50 MHz真板验证，2.0.0版本形成了可复现的RTL—仿真—综合—上板闭环。全部功能通过，R16满足50 MHz约束，模型原型10/10正确，计算器可解析括号和四则运算。</w:t>
       </w:r>
     </w:p>
     <w:p>
       <w:pPr/>
       <w:r>
-        <w:t>后续工作可按以下顺序推进：首先重新烧录 R13 并保存完整串口日志和 LED 照片；其次若自检仍失败，依据第一个失败槽位分别检查时钟复位、SDRAM ready、乘除法状态机和打印路径；最后在不突破 Slice 容量的前提下评估减少 Cache、性能计数器或显示功能带来的面积收益。</w:t>
+        <w:t>后续若继续扩展功能，应优先控制Slice拥塞和关键路径，保持20 ns约束下的正时序裕量；功耗精度可通过导入代表性VCD/SAIF或板级电流测量进一步提高。</w:t>
       </w:r>
     </w:p>
     <w:sectPr>
